--- a/guj/docx/65.content.docx
+++ b/guj/docx/65.content.docx
@@ -546,6 +546,21 @@
           <w:b/>
           <w:lang w:val="gu_IN" w:bidi="gu_IN"/>
         </w:rPr>
+        <w:t>Ἰούδας</w:t>
+      </w:r>
+    </w:p>
+    <w:p>
+      <w:pPr/>
+      <w:r>
+        <w:rPr>
+          <w:lang w:val="gu_IN" w:bidi="gu_IN"/>
+        </w:rPr>
+      </w:r>
+      <w:r>
+        <w:rPr>
+          <w:b/>
+          <w:lang w:val="gu_IN" w:bidi="gu_IN"/>
+        </w:rPr>
         <w:t>"યહૂદા"</w:t>
       </w:r>
     </w:p>
@@ -621,6 +636,21 @@
           <w:b/>
           <w:lang w:val="gu_IN" w:bidi="gu_IN"/>
         </w:rPr>
+        <w:t>Ἰούδας</w:t>
+      </w:r>
+    </w:p>
+    <w:p>
+      <w:pPr/>
+      <w:r>
+        <w:rPr>
+          <w:lang w:val="gu_IN" w:bidi="gu_IN"/>
+        </w:rPr>
+      </w:r>
+      <w:r>
+        <w:rPr>
+          <w:b/>
+          <w:lang w:val="gu_IN" w:bidi="gu_IN"/>
+        </w:rPr>
         <w:t>"યહૂદા"</w:t>
       </w:r>
     </w:p>
@@ -703,6 +733,21 @@
           <w:b/>
           <w:lang w:val="gu_IN" w:bidi="gu_IN"/>
         </w:rPr>
+        <w:t>Ἰησοῦ Χριστοῦ δοῦλος, ἀδελφὸς δὲ Ἰακώβου</w:t>
+      </w:r>
+    </w:p>
+    <w:p>
+      <w:pPr/>
+      <w:r>
+        <w:rPr>
+          <w:lang w:val="gu_IN" w:bidi="gu_IN"/>
+        </w:rPr>
+      </w:r>
+      <w:r>
+        <w:rPr>
+          <w:b/>
+          <w:lang w:val="gu_IN" w:bidi="gu_IN"/>
+        </w:rPr>
         <w:t>"ઈસુ ખ્રિસ્તનો એક સેવક અને યાકૂબનો એક ભાઈ"</w:t>
       </w:r>
     </w:p>
@@ -791,6 +836,21 @@
           <w:b/>
           <w:lang w:val="gu_IN" w:bidi="gu_IN"/>
         </w:rPr>
+        <w:t>ἀδελφὸς &amp; Ἰακώβου</w:t>
+      </w:r>
+    </w:p>
+    <w:p>
+      <w:pPr/>
+      <w:r>
+        <w:rPr>
+          <w:lang w:val="gu_IN" w:bidi="gu_IN"/>
+        </w:rPr>
+      </w:r>
+      <w:r>
+        <w:rPr>
+          <w:b/>
+          <w:lang w:val="gu_IN" w:bidi="gu_IN"/>
+        </w:rPr>
         <w:t>"યાકૂબનો એક ભાઈ"</w:t>
       </w:r>
     </w:p>
@@ -873,6 +933,21 @@
           <w:b/>
           <w:lang w:val="gu_IN" w:bidi="gu_IN"/>
         </w:rPr>
+        <w:t>τοῖς</w:t>
+      </w:r>
+    </w:p>
+    <w:p>
+      <w:pPr/>
+      <w:r>
+        <w:rPr>
+          <w:lang w:val="gu_IN" w:bidi="gu_IN"/>
+        </w:rPr>
+      </w:r>
+      <w:r>
+        <w:rPr>
+          <w:b/>
+          <w:lang w:val="gu_IN" w:bidi="gu_IN"/>
+        </w:rPr>
         <w:t>"તેડાયેલા લોકોને &amp; ઈશ્વર પિતામાં"</w:t>
       </w:r>
     </w:p>
@@ -948,6 +1023,21 @@
           <w:b/>
           <w:lang w:val="gu_IN" w:bidi="gu_IN"/>
         </w:rPr>
+        <w:t>κλητοῖς</w:t>
+      </w:r>
+    </w:p>
+    <w:p>
+      <w:pPr/>
+      <w:r>
+        <w:rPr>
+          <w:lang w:val="gu_IN" w:bidi="gu_IN"/>
+        </w:rPr>
+      </w:r>
+      <w:r>
+        <w:rPr>
+          <w:b/>
+          <w:lang w:val="gu_IN" w:bidi="gu_IN"/>
+        </w:rPr>
         <w:t>"તેડાયેલા લોકોને &amp; ઈશ્વર પિતામાં"</w:t>
       </w:r>
     </w:p>
@@ -1457,6 +1547,21 @@
           <w:b/>
           <w:lang w:val="gu_IN" w:bidi="gu_IN"/>
         </w:rPr>
+        <w:t>ἔλεος &amp; καὶ εἰρήνη, καὶ ἀγάπη πληθυνθείη</w:t>
+      </w:r>
+    </w:p>
+    <w:p>
+      <w:pPr/>
+      <w:r>
+        <w:rPr>
+          <w:lang w:val="gu_IN" w:bidi="gu_IN"/>
+        </w:rPr>
+      </w:r>
+      <w:r>
+        <w:rPr>
+          <w:b/>
+          <w:lang w:val="gu_IN" w:bidi="gu_IN"/>
+        </w:rPr>
         <w:t>"દયા અને શાંતિ અને પ્રેમ &amp; ખૂબ જ વૃદ્ધિ પામો"</w:t>
       </w:r>
     </w:p>
@@ -1545,6 +1650,21 @@
           <w:b/>
           <w:lang w:val="gu_IN" w:bidi="gu_IN"/>
         </w:rPr>
+        <w:t>ὑμῖν</w:t>
+      </w:r>
+    </w:p>
+    <w:p>
+      <w:pPr/>
+      <w:r>
+        <w:rPr>
+          <w:lang w:val="gu_IN" w:bidi="gu_IN"/>
+        </w:rPr>
+      </w:r>
+      <w:r>
+        <w:rPr>
+          <w:b/>
+          <w:lang w:val="gu_IN" w:bidi="gu_IN"/>
+        </w:rPr>
         <w:t>"તમારા માટે"</w:t>
       </w:r>
     </w:p>
@@ -1633,6 +1753,21 @@
           <w:b/>
           <w:lang w:val="gu_IN" w:bidi="gu_IN"/>
         </w:rPr>
+        <w:t>ἀγαπητοί</w:t>
+      </w:r>
+    </w:p>
+    <w:p>
+      <w:pPr/>
+      <w:r>
+        <w:rPr>
+          <w:lang w:val="gu_IN" w:bidi="gu_IN"/>
+        </w:rPr>
+      </w:r>
+      <w:r>
+        <w:rPr>
+          <w:b/>
+          <w:lang w:val="gu_IN" w:bidi="gu_IN"/>
+        </w:rPr>
         <w:t>"પ્રિયજનો"</w:t>
       </w:r>
     </w:p>
@@ -1715,6 +1850,21 @@
           <w:b/>
           <w:lang w:val="gu_IN" w:bidi="gu_IN"/>
         </w:rPr>
+        <w:t>πᾶσαν σπουδὴν ποιούμενος γράφειν ὑμῖν</w:t>
+      </w:r>
+    </w:p>
+    <w:p>
+      <w:pPr/>
+      <w:r>
+        <w:rPr>
+          <w:lang w:val="gu_IN" w:bidi="gu_IN"/>
+        </w:rPr>
+      </w:r>
+      <w:r>
+        <w:rPr>
+          <w:b/>
+          <w:lang w:val="gu_IN" w:bidi="gu_IN"/>
+        </w:rPr>
         <w:t>"તમને લખવાનો દરેક પ્રયાસ કરતાં"</w:t>
       </w:r>
     </w:p>
@@ -1841,6 +1991,21 @@
           <w:b/>
           <w:lang w:val="gu_IN" w:bidi="gu_IN"/>
         </w:rPr>
+        <w:t>περὶ τῆς κοινῆς ἡμῶν σωτηρίας</w:t>
+      </w:r>
+    </w:p>
+    <w:p>
+      <w:pPr/>
+      <w:r>
+        <w:rPr>
+          <w:lang w:val="gu_IN" w:bidi="gu_IN"/>
+        </w:rPr>
+      </w:r>
+      <w:r>
+        <w:rPr>
+          <w:b/>
+          <w:lang w:val="gu_IN" w:bidi="gu_IN"/>
+        </w:rPr>
         <w:t>"આપણા સર્વસામાન્ય તારણ વિષે"</w:t>
       </w:r>
     </w:p>
@@ -1929,6 +2094,21 @@
           <w:b/>
           <w:lang w:val="gu_IN" w:bidi="gu_IN"/>
         </w:rPr>
+        <w:t>ἡμῶν</w:t>
+      </w:r>
+    </w:p>
+    <w:p>
+      <w:pPr/>
+      <w:r>
+        <w:rPr>
+          <w:lang w:val="gu_IN" w:bidi="gu_IN"/>
+        </w:rPr>
+      </w:r>
+      <w:r>
+        <w:rPr>
+          <w:b/>
+          <w:lang w:val="gu_IN" w:bidi="gu_IN"/>
+        </w:rPr>
         <w:t>"આપણા"</w:t>
       </w:r>
     </w:p>
@@ -2017,6 +2197,21 @@
           <w:b/>
           <w:lang w:val="gu_IN" w:bidi="gu_IN"/>
         </w:rPr>
+        <w:t>ἀνάγκην ἔσχον γράψαι</w:t>
+      </w:r>
+    </w:p>
+    <w:p>
+      <w:pPr/>
+      <w:r>
+        <w:rPr>
+          <w:lang w:val="gu_IN" w:bidi="gu_IN"/>
+        </w:rPr>
+      </w:r>
+      <w:r>
+        <w:rPr>
+          <w:b/>
+          <w:lang w:val="gu_IN" w:bidi="gu_IN"/>
+        </w:rPr>
         <w:t>"મારે &amp; લખવાની એક જરૂરીયાત છે"</w:t>
       </w:r>
     </w:p>
@@ -2105,6 +2300,21 @@
           <w:b/>
           <w:lang w:val="gu_IN" w:bidi="gu_IN"/>
         </w:rPr>
+        <w:t>παρακαλῶν ἐπαγωνίζεσθαι τῇ &amp; πίστει</w:t>
+      </w:r>
+    </w:p>
+    <w:p>
+      <w:pPr/>
+      <w:r>
+        <w:rPr>
+          <w:lang w:val="gu_IN" w:bidi="gu_IN"/>
+        </w:rPr>
+      </w:r>
+      <w:r>
+        <w:rPr>
+          <w:b/>
+          <w:lang w:val="gu_IN" w:bidi="gu_IN"/>
+        </w:rPr>
         <w:t>"પ્રોત્સાહન આપવા કે સંઘર્ષ કરો એ વિશ્વાસ માટે &amp; એક જ વખતે સર્વ સમયો માટે"</w:t>
       </w:r>
     </w:p>
@@ -2180,6 +2390,21 @@
           <w:b/>
           <w:lang w:val="gu_IN" w:bidi="gu_IN"/>
         </w:rPr>
+        <w:t>παρακαλῶν ἐπαγωνίζεσθαι τῇ &amp; πίστει</w:t>
+      </w:r>
+    </w:p>
+    <w:p>
+      <w:pPr/>
+      <w:r>
+        <w:rPr>
+          <w:lang w:val="gu_IN" w:bidi="gu_IN"/>
+        </w:rPr>
+      </w:r>
+      <w:r>
+        <w:rPr>
+          <w:b/>
+          <w:lang w:val="gu_IN" w:bidi="gu_IN"/>
+        </w:rPr>
         <w:t>"પ્રોત્સાહન આપવા કે સંઘર્ષ કરો એ વિશ્વાસ માટે &amp; એક જ વખતે સર્વ સમયો માટે"</w:t>
       </w:r>
     </w:p>
@@ -2330,6 +2555,21 @@
           <w:b/>
           <w:lang w:val="gu_IN" w:bidi="gu_IN"/>
         </w:rPr>
+        <w:t>ἅπαξ</w:t>
+      </w:r>
+    </w:p>
+    <w:p>
+      <w:pPr/>
+      <w:r>
+        <w:rPr>
+          <w:lang w:val="gu_IN" w:bidi="gu_IN"/>
+        </w:rPr>
+      </w:r>
+      <w:r>
+        <w:rPr>
+          <w:b/>
+          <w:lang w:val="gu_IN" w:bidi="gu_IN"/>
+        </w:rPr>
         <w:t>"એક જ વખતે સર્વ સમયો માટે"</w:t>
       </w:r>
     </w:p>
@@ -2419,6 +2659,21 @@
           <w:b/>
           <w:lang w:val="gu_IN" w:bidi="gu_IN"/>
         </w:rPr>
+        <w:t>γάρ</w:t>
+      </w:r>
+    </w:p>
+    <w:p>
+      <w:pPr/>
+      <w:r>
+        <w:rPr>
+          <w:lang w:val="gu_IN" w:bidi="gu_IN"/>
+        </w:rPr>
+      </w:r>
+      <w:r>
+        <w:rPr>
+          <w:b/>
+          <w:lang w:val="gu_IN" w:bidi="gu_IN"/>
+        </w:rPr>
         <w:t>"કારણ કે"</w:t>
       </w:r>
     </w:p>
@@ -2570,6 +2825,21 @@
           <w:b/>
           <w:lang w:val="gu_IN" w:bidi="gu_IN"/>
         </w:rPr>
+        <w:t>παρεισέδυσαν γάρ τινες ἄνθρωποι</w:t>
+      </w:r>
+    </w:p>
+    <w:p>
+      <w:pPr/>
+      <w:r>
+        <w:rPr>
+          <w:lang w:val="gu_IN" w:bidi="gu_IN"/>
+        </w:rPr>
+      </w:r>
+      <w:r>
+        <w:rPr>
+          <w:b/>
+          <w:lang w:val="gu_IN" w:bidi="gu_IN"/>
+        </w:rPr>
         <w:t>"કારણ કે કેટલાક માણસો &amp; પ્રવેશ્યા છે"</w:t>
       </w:r>
     </w:p>
@@ -2720,6 +2990,21 @@
           <w:b/>
           <w:lang w:val="gu_IN" w:bidi="gu_IN"/>
         </w:rPr>
+        <w:t>εἰς τοῦτο τὸ κρίμα</w:t>
+      </w:r>
+    </w:p>
+    <w:p>
+      <w:pPr/>
+      <w:r>
+        <w:rPr>
+          <w:lang w:val="gu_IN" w:bidi="gu_IN"/>
+        </w:rPr>
+      </w:r>
+      <w:r>
+        <w:rPr>
+          <w:b/>
+          <w:lang w:val="gu_IN" w:bidi="gu_IN"/>
+        </w:rPr>
         <w:t>"આ ન્યાય માટે"</w:t>
       </w:r>
     </w:p>
@@ -2808,6 +3093,21 @@
           <w:b/>
           <w:lang w:val="gu_IN" w:bidi="gu_IN"/>
         </w:rPr>
+        <w:t>ἀσεβεῖς</w:t>
+      </w:r>
+    </w:p>
+    <w:p>
+      <w:pPr/>
+      <w:r>
+        <w:rPr>
+          <w:lang w:val="gu_IN" w:bidi="gu_IN"/>
+        </w:rPr>
+      </w:r>
+      <w:r>
+        <w:rPr>
+          <w:b/>
+          <w:lang w:val="gu_IN" w:bidi="gu_IN"/>
+        </w:rPr>
         <w:t>"અધર્મી લોકો"</w:t>
       </w:r>
     </w:p>
@@ -2896,6 +3196,21 @@
           <w:b/>
           <w:lang w:val="gu_IN" w:bidi="gu_IN"/>
         </w:rPr>
+        <w:t>τὴν τοῦ Θεοῦ ἡμῶν χάριτα μετατιθέντες εἰς ἀσέλγειαν</w:t>
+      </w:r>
+    </w:p>
+    <w:p>
+      <w:pPr/>
+      <w:r>
+        <w:rPr>
+          <w:lang w:val="gu_IN" w:bidi="gu_IN"/>
+        </w:rPr>
+      </w:r>
+      <w:r>
+        <w:rPr>
+          <w:b/>
+          <w:lang w:val="gu_IN" w:bidi="gu_IN"/>
+        </w:rPr>
         <w:t>"આપણા ઈશ્વરની કૃપાને સ્વચ્છંદતામાં બદલી રહ્યા છે"</w:t>
       </w:r>
     </w:p>
@@ -3072,6 +3387,21 @@
           <w:b/>
           <w:lang w:val="gu_IN" w:bidi="gu_IN"/>
         </w:rPr>
+        <w:t>τὴν τοῦ Θεοῦ ἡμῶν χάριτα</w:t>
+      </w:r>
+    </w:p>
+    <w:p>
+      <w:pPr/>
+      <w:r>
+        <w:rPr>
+          <w:lang w:val="gu_IN" w:bidi="gu_IN"/>
+        </w:rPr>
+      </w:r>
+      <w:r>
+        <w:rPr>
+          <w:b/>
+          <w:lang w:val="gu_IN" w:bidi="gu_IN"/>
+        </w:rPr>
         <w:t>"આપણા ઈશ્વરની કૃપાને"</w:t>
       </w:r>
     </w:p>
@@ -3160,6 +3490,21 @@
           <w:b/>
           <w:lang w:val="gu_IN" w:bidi="gu_IN"/>
         </w:rPr>
+        <w:t>εἰς ἀσέλγειαν</w:t>
+      </w:r>
+    </w:p>
+    <w:p>
+      <w:pPr/>
+      <w:r>
+        <w:rPr>
+          <w:lang w:val="gu_IN" w:bidi="gu_IN"/>
+        </w:rPr>
+      </w:r>
+      <w:r>
+        <w:rPr>
+          <w:b/>
+          <w:lang w:val="gu_IN" w:bidi="gu_IN"/>
+        </w:rPr>
         <w:t>"સ્વચ્છંદતામાં"</w:t>
       </w:r>
     </w:p>
@@ -3311,6 +3656,21 @@
           <w:b/>
           <w:lang w:val="gu_IN" w:bidi="gu_IN"/>
         </w:rPr>
+        <w:t>τὸν μόνον Δεσπότην καὶ Κύριον ἡμῶν</w:t>
+      </w:r>
+    </w:p>
+    <w:p>
+      <w:pPr/>
+      <w:r>
+        <w:rPr>
+          <w:lang w:val="gu_IN" w:bidi="gu_IN"/>
+        </w:rPr>
+      </w:r>
+      <w:r>
+        <w:rPr>
+          <w:b/>
+          <w:lang w:val="gu_IN" w:bidi="gu_IN"/>
+        </w:rPr>
         <w:t>"આપણા એકમાત્ર માલિક અને પ્રભુ"</w:t>
       </w:r>
     </w:p>
@@ -3513,6 +3873,21 @@
           <w:b/>
           <w:lang w:val="gu_IN" w:bidi="gu_IN"/>
         </w:rPr>
+        <w:t>πάντα</w:t>
+      </w:r>
+    </w:p>
+    <w:p>
+      <w:pPr/>
+      <w:r>
+        <w:rPr>
+          <w:lang w:val="gu_IN" w:bidi="gu_IN"/>
+        </w:rPr>
+      </w:r>
+      <w:r>
+        <w:rPr>
+          <w:b/>
+          <w:lang w:val="gu_IN" w:bidi="gu_IN"/>
+        </w:rPr>
         <w:t>"સઘળી બાબતો"</w:t>
       </w:r>
     </w:p>
@@ -3601,6 +3976,21 @@
           <w:b/>
           <w:lang w:val="gu_IN" w:bidi="gu_IN"/>
         </w:rPr>
+        <w:t>ὅτι Ἰησοῦς</w:t>
+      </w:r>
+    </w:p>
+    <w:p>
+      <w:pPr/>
+      <w:r>
+        <w:rPr>
+          <w:lang w:val="gu_IN" w:bidi="gu_IN"/>
+        </w:rPr>
+      </w:r>
+      <w:r>
+        <w:rPr>
+          <w:b/>
+          <w:lang w:val="gu_IN" w:bidi="gu_IN"/>
+        </w:rPr>
         <w:t>"કે ઈસુએ"</w:t>
       </w:r>
     </w:p>
@@ -3676,6 +4066,21 @@
           <w:b/>
           <w:lang w:val="gu_IN" w:bidi="gu_IN"/>
         </w:rPr>
+        <w:t>λαὸν ἐκ γῆς Αἰγύπτου σώσας</w:t>
+      </w:r>
+    </w:p>
+    <w:p>
+      <w:pPr/>
+      <w:r>
+        <w:rPr>
+          <w:lang w:val="gu_IN" w:bidi="gu_IN"/>
+        </w:rPr>
+      </w:r>
+      <w:r>
+        <w:rPr>
+          <w:b/>
+          <w:lang w:val="gu_IN" w:bidi="gu_IN"/>
+        </w:rPr>
         <w:t>"એ લોકોને ઇજિપ્તની ભૂમિમાંથી બચાવ્યા"</w:t>
       </w:r>
     </w:p>
@@ -3915,6 +4320,21 @@
           <w:b/>
           <w:lang w:val="gu_IN" w:bidi="gu_IN"/>
         </w:rPr>
+        <w:t>τὴν ἑαυτῶν ἀρχὴν</w:t>
+      </w:r>
+    </w:p>
+    <w:p>
+      <w:pPr/>
+      <w:r>
+        <w:rPr>
+          <w:lang w:val="gu_IN" w:bidi="gu_IN"/>
+        </w:rPr>
+      </w:r>
+      <w:r>
+        <w:rPr>
+          <w:b/>
+          <w:lang w:val="gu_IN" w:bidi="gu_IN"/>
+        </w:rPr>
         <w:t>"પોતાનું પ્રભુત્વ"</w:t>
       </w:r>
     </w:p>
@@ -4079,6 +4499,21 @@
           <w:b/>
           <w:lang w:val="gu_IN" w:bidi="gu_IN"/>
         </w:rPr>
+        <w:t>δεσμοῖς ἀϊδίοις &amp; τετήρηκεν</w:t>
+      </w:r>
+    </w:p>
+    <w:p>
+      <w:pPr/>
+      <w:r>
+        <w:rPr>
+          <w:lang w:val="gu_IN" w:bidi="gu_IN"/>
+        </w:rPr>
+      </w:r>
+      <w:r>
+        <w:rPr>
+          <w:b/>
+          <w:lang w:val="gu_IN" w:bidi="gu_IN"/>
+        </w:rPr>
         <w:t>"તેમણે &amp; અંધકાર હેઠળ, અનંતકાળીક સાંકળોમાં રાખ્યા છે"</w:t>
       </w:r>
     </w:p>
@@ -4155,6 +4590,21 @@
           <w:b/>
           <w:lang w:val="gu_IN" w:bidi="gu_IN"/>
         </w:rPr>
+        <w:t>ὑπὸ ζόφον</w:t>
+      </w:r>
+    </w:p>
+    <w:p>
+      <w:pPr/>
+      <w:r>
+        <w:rPr>
+          <w:lang w:val="gu_IN" w:bidi="gu_IN"/>
+        </w:rPr>
+      </w:r>
+      <w:r>
+        <w:rPr>
+          <w:b/>
+          <w:lang w:val="gu_IN" w:bidi="gu_IN"/>
+        </w:rPr>
         <w:t>"અંધકાર હેઠળ"</w:t>
       </w:r>
     </w:p>
@@ -4318,6 +4768,21 @@
           <w:b/>
           <w:lang w:val="gu_IN" w:bidi="gu_IN"/>
         </w:rPr>
+        <w:t>εἰς κρίσιν μεγάλης ἡμέρας</w:t>
+      </w:r>
+    </w:p>
+    <w:p>
+      <w:pPr/>
+      <w:r>
+        <w:rPr>
+          <w:lang w:val="gu_IN" w:bidi="gu_IN"/>
+        </w:rPr>
+      </w:r>
+      <w:r>
+        <w:rPr>
+          <w:b/>
+          <w:lang w:val="gu_IN" w:bidi="gu_IN"/>
+        </w:rPr>
         <w:t>"મહાન દિવસના ન્યાય માટે"</w:t>
       </w:r>
     </w:p>
@@ -4406,6 +4871,21 @@
           <w:b/>
           <w:lang w:val="gu_IN" w:bidi="gu_IN"/>
         </w:rPr>
+        <w:t>μεγάλης ἡμέρας</w:t>
+      </w:r>
+    </w:p>
+    <w:p>
+      <w:pPr/>
+      <w:r>
+        <w:rPr>
+          <w:lang w:val="gu_IN" w:bidi="gu_IN"/>
+        </w:rPr>
+      </w:r>
+      <w:r>
+        <w:rPr>
+          <w:b/>
+          <w:lang w:val="gu_IN" w:bidi="gu_IN"/>
+        </w:rPr>
         <w:t>"મહાન દિવસના"</w:t>
       </w:r>
     </w:p>
@@ -4620,6 +5100,21 @@
           <w:b/>
           <w:lang w:val="gu_IN" w:bidi="gu_IN"/>
         </w:rPr>
+        <w:t>τὸν ὅμοιον τρόπον τούτοις</w:t>
+      </w:r>
+    </w:p>
+    <w:p>
+      <w:pPr/>
+      <w:r>
+        <w:rPr>
+          <w:lang w:val="gu_IN" w:bidi="gu_IN"/>
+        </w:rPr>
+      </w:r>
+      <w:r>
+        <w:rPr>
+          <w:b/>
+          <w:lang w:val="gu_IN" w:bidi="gu_IN"/>
+        </w:rPr>
         <w:t>"જેમણે આની જેમ જ જાતીય અનૈતિક આચરણ કર્યું હોવાથી"</w:t>
       </w:r>
     </w:p>
@@ -4796,6 +5291,21 @@
           <w:b/>
           <w:lang w:val="gu_IN" w:bidi="gu_IN"/>
         </w:rPr>
+        <w:t>καὶ ἀπελθοῦσαι ὀπίσω σαρκὸς ἑτέρας</w:t>
+      </w:r>
+    </w:p>
+    <w:p>
+      <w:pPr/>
+      <w:r>
+        <w:rPr>
+          <w:lang w:val="gu_IN" w:bidi="gu_IN"/>
+        </w:rPr>
+      </w:r>
+      <w:r>
+        <w:rPr>
+          <w:b/>
+          <w:lang w:val="gu_IN" w:bidi="gu_IN"/>
+        </w:rPr>
         <w:t>"અને અન્ય દેહ પાછળ વંઠી ગયા હોવાથી"</w:t>
       </w:r>
     </w:p>
@@ -4878,6 +5388,21 @@
           <w:b/>
           <w:lang w:val="gu_IN" w:bidi="gu_IN"/>
         </w:rPr>
+        <w:t>σαρκὸς ἑτέρας</w:t>
+      </w:r>
+    </w:p>
+    <w:p>
+      <w:pPr/>
+      <w:r>
+        <w:rPr>
+          <w:lang w:val="gu_IN" w:bidi="gu_IN"/>
+        </w:rPr>
+      </w:r>
+      <w:r>
+        <w:rPr>
+          <w:b/>
+          <w:lang w:val="gu_IN" w:bidi="gu_IN"/>
+        </w:rPr>
         <w:t>"અન્ય દેહ"</w:t>
       </w:r>
     </w:p>
@@ -4954,6 +5479,21 @@
           <w:b/>
           <w:lang w:val="gu_IN" w:bidi="gu_IN"/>
         </w:rPr>
+        <w:t>πρόκεινται δεῖγμα</w:t>
+      </w:r>
+    </w:p>
+    <w:p>
+      <w:pPr/>
+      <w:r>
+        <w:rPr>
+          <w:lang w:val="gu_IN" w:bidi="gu_IN"/>
+        </w:rPr>
+      </w:r>
+      <w:r>
+        <w:rPr>
+          <w:b/>
+          <w:lang w:val="gu_IN" w:bidi="gu_IN"/>
+        </w:rPr>
         <w:t>"એક ઉદાહરણ તરીકે પ્રદર્શિત કરાઈ રહ્યા છે"</w:t>
       </w:r>
     </w:p>
@@ -5130,6 +5670,21 @@
           <w:b/>
           <w:lang w:val="gu_IN" w:bidi="gu_IN"/>
         </w:rPr>
+        <w:t>ὁμοίως</w:t>
+      </w:r>
+    </w:p>
+    <w:p>
+      <w:pPr/>
+      <w:r>
+        <w:rPr>
+          <w:lang w:val="gu_IN" w:bidi="gu_IN"/>
+        </w:rPr>
+      </w:r>
+      <w:r>
+        <w:rPr>
+          <w:b/>
+          <w:lang w:val="gu_IN" w:bidi="gu_IN"/>
+        </w:rPr>
         <w:t>"તેમ છતાં, તે જ રીતે"</w:t>
       </w:r>
     </w:p>
@@ -5218,6 +5773,21 @@
           <w:b/>
           <w:lang w:val="gu_IN" w:bidi="gu_IN"/>
         </w:rPr>
+        <w:t>οὗτοι ἐνυπνιαζόμενοι</w:t>
+      </w:r>
+    </w:p>
+    <w:p>
+      <w:pPr/>
+      <w:r>
+        <w:rPr>
+          <w:lang w:val="gu_IN" w:bidi="gu_IN"/>
+        </w:rPr>
+      </w:r>
+      <w:r>
+        <w:rPr>
+          <w:b/>
+          <w:lang w:val="gu_IN" w:bidi="gu_IN"/>
+        </w:rPr>
         <w:t>"આ સ્વપ્નો જોનારાઓ"</w:t>
       </w:r>
     </w:p>
@@ -5306,6 +5876,21 @@
           <w:b/>
           <w:lang w:val="gu_IN" w:bidi="gu_IN"/>
         </w:rPr>
+        <w:t>σάρκα μὲν μιαίνουσιν</w:t>
+      </w:r>
+    </w:p>
+    <w:p>
+      <w:pPr/>
+      <w:r>
+        <w:rPr>
+          <w:lang w:val="gu_IN" w:bidi="gu_IN"/>
+        </w:rPr>
+      </w:r>
+      <w:r>
+        <w:rPr>
+          <w:b/>
+          <w:lang w:val="gu_IN" w:bidi="gu_IN"/>
+        </w:rPr>
         <w:t>"એક તરફ દેહને અશુદ્ધ કરે છે"</w:t>
       </w:r>
     </w:p>
@@ -5394,6 +5979,21 @@
           <w:b/>
           <w:lang w:val="gu_IN" w:bidi="gu_IN"/>
         </w:rPr>
+        <w:t>κυριότητα</w:t>
+      </w:r>
+    </w:p>
+    <w:p>
+      <w:pPr/>
+      <w:r>
+        <w:rPr>
+          <w:lang w:val="gu_IN" w:bidi="gu_IN"/>
+        </w:rPr>
+      </w:r>
+      <w:r>
+        <w:rPr>
+          <w:b/>
+          <w:lang w:val="gu_IN" w:bidi="gu_IN"/>
+        </w:rPr>
         <w:t>"પ્રભુત્વનો નકાર કરે છે"</w:t>
       </w:r>
     </w:p>
@@ -5470,6 +6070,21 @@
           <w:b/>
           <w:lang w:val="gu_IN" w:bidi="gu_IN"/>
         </w:rPr>
+        <w:t>κυριότητα &amp; ἀθετοῦσιν</w:t>
+      </w:r>
+    </w:p>
+    <w:p>
+      <w:pPr/>
+      <w:r>
+        <w:rPr>
+          <w:lang w:val="gu_IN" w:bidi="gu_IN"/>
+        </w:rPr>
+      </w:r>
+      <w:r>
+        <w:rPr>
+          <w:b/>
+          <w:lang w:val="gu_IN" w:bidi="gu_IN"/>
+        </w:rPr>
         <w:t>"પ્રભુત્વનો નકાર કરે છે"</w:t>
       </w:r>
     </w:p>
@@ -5905,6 +6520,21 @@
           <w:b/>
           <w:lang w:val="gu_IN" w:bidi="gu_IN"/>
         </w:rPr>
+        <w:t>οὗτοι</w:t>
+      </w:r>
+    </w:p>
+    <w:p>
+      <w:pPr/>
+      <w:r>
+        <w:rPr>
+          <w:lang w:val="gu_IN" w:bidi="gu_IN"/>
+        </w:rPr>
+      </w:r>
+      <w:r>
+        <w:rPr>
+          <w:b/>
+          <w:lang w:val="gu_IN" w:bidi="gu_IN"/>
+        </w:rPr>
         <w:t>"આ લોકો"</w:t>
       </w:r>
     </w:p>
@@ -5993,6 +6623,21 @@
           <w:b/>
           <w:lang w:val="gu_IN" w:bidi="gu_IN"/>
         </w:rPr>
+        <w:t>ὅσα &amp; οὐκ οἴδασιν</w:t>
+      </w:r>
+    </w:p>
+    <w:p>
+      <w:pPr/>
+      <w:r>
+        <w:rPr>
+          <w:lang w:val="gu_IN" w:bidi="gu_IN"/>
+        </w:rPr>
+      </w:r>
+      <w:r>
+        <w:rPr>
+          <w:b/>
+          <w:lang w:val="gu_IN" w:bidi="gu_IN"/>
+        </w:rPr>
         <w:t>"તેઓ જે સમજતા નથી"</w:t>
       </w:r>
     </w:p>
@@ -6131,6 +6776,21 @@
           <w:b/>
           <w:lang w:val="gu_IN" w:bidi="gu_IN"/>
         </w:rPr>
+        <w:t>ἐν τούτοις</w:t>
+      </w:r>
+    </w:p>
+    <w:p>
+      <w:pPr/>
+      <w:r>
+        <w:rPr>
+          <w:lang w:val="gu_IN" w:bidi="gu_IN"/>
+        </w:rPr>
+      </w:r>
+      <w:r>
+        <w:rPr>
+          <w:b/>
+          <w:lang w:val="gu_IN" w:bidi="gu_IN"/>
+        </w:rPr>
         <w:t>"એ બાબતો દ્વારા"</w:t>
       </w:r>
     </w:p>
@@ -6294,6 +6954,21 @@
           <w:b/>
           <w:lang w:val="gu_IN" w:bidi="gu_IN"/>
         </w:rPr>
+        <w:t>οὐαὶ αὐτοῖς</w:t>
+      </w:r>
+    </w:p>
+    <w:p>
+      <w:pPr/>
+      <w:r>
+        <w:rPr>
+          <w:lang w:val="gu_IN" w:bidi="gu_IN"/>
+        </w:rPr>
+      </w:r>
+      <w:r>
+        <w:rPr>
+          <w:b/>
+          <w:lang w:val="gu_IN" w:bidi="gu_IN"/>
+        </w:rPr>
         <w:t>"તેમને અફસોસ હો"</w:t>
       </w:r>
     </w:p>
@@ -6376,6 +7051,21 @@
           <w:b/>
           <w:lang w:val="gu_IN" w:bidi="gu_IN"/>
         </w:rPr>
+        <w:t>τῇ ὁδῷ τοῦ Κάϊν ἐπορεύθησαν</w:t>
+      </w:r>
+    </w:p>
+    <w:p>
+      <w:pPr/>
+      <w:r>
+        <w:rPr>
+          <w:lang w:val="gu_IN" w:bidi="gu_IN"/>
+        </w:rPr>
+      </w:r>
+      <w:r>
+        <w:rPr>
+          <w:b/>
+          <w:lang w:val="gu_IN" w:bidi="gu_IN"/>
+        </w:rPr>
         <w:t>"તેઓ કાઈનના માર્ગે ગયા છે"</w:t>
       </w:r>
     </w:p>
@@ -6464,6 +7154,21 @@
           <w:b/>
           <w:lang w:val="gu_IN" w:bidi="gu_IN"/>
         </w:rPr>
+        <w:t>τοῦ Κάϊν</w:t>
+      </w:r>
+    </w:p>
+    <w:p>
+      <w:pPr/>
+      <w:r>
+        <w:rPr>
+          <w:lang w:val="gu_IN" w:bidi="gu_IN"/>
+        </w:rPr>
+      </w:r>
+      <w:r>
+        <w:rPr>
+          <w:b/>
+          <w:lang w:val="gu_IN" w:bidi="gu_IN"/>
+        </w:rPr>
         <w:t>"કાઈનના માર્ગે"</w:t>
       </w:r>
     </w:p>
@@ -6615,6 +7320,21 @@
           <w:b/>
           <w:lang w:val="gu_IN" w:bidi="gu_IN"/>
         </w:rPr>
+        <w:t>τοῦ Βαλαὰμ μισθοῦ</w:t>
+      </w:r>
+    </w:p>
+    <w:p>
+      <w:pPr/>
+      <w:r>
+        <w:rPr>
+          <w:lang w:val="gu_IN" w:bidi="gu_IN"/>
+        </w:rPr>
+      </w:r>
+      <w:r>
+        <w:rPr>
+          <w:b/>
+          <w:lang w:val="gu_IN" w:bidi="gu_IN"/>
+        </w:rPr>
         <w:t>"વેતન માટે બલામની ભૂલમાં"</w:t>
       </w:r>
     </w:p>
@@ -6703,6 +7423,21 @@
           <w:b/>
           <w:lang w:val="gu_IN" w:bidi="gu_IN"/>
         </w:rPr>
+        <w:t>τοῦ Κόρε</w:t>
+      </w:r>
+    </w:p>
+    <w:p>
+      <w:pPr/>
+      <w:r>
+        <w:rPr>
+          <w:lang w:val="gu_IN" w:bidi="gu_IN"/>
+        </w:rPr>
+      </w:r>
+      <w:r>
+        <w:rPr>
+          <w:b/>
+          <w:lang w:val="gu_IN" w:bidi="gu_IN"/>
+        </w:rPr>
         <w:t>"કોરાહના બળવામાં"</w:t>
       </w:r>
     </w:p>
@@ -6791,6 +7526,21 @@
           <w:b/>
           <w:lang w:val="gu_IN" w:bidi="gu_IN"/>
         </w:rPr>
+        <w:t>ἀπώλοντο</w:t>
+      </w:r>
+    </w:p>
+    <w:p>
+      <w:pPr/>
+      <w:r>
+        <w:rPr>
+          <w:lang w:val="gu_IN" w:bidi="gu_IN"/>
+        </w:rPr>
+      </w:r>
+      <w:r>
+        <w:rPr>
+          <w:b/>
+          <w:lang w:val="gu_IN" w:bidi="gu_IN"/>
+        </w:rPr>
         <w:t>"તેઓ નાશ પામ્યા છે"</w:t>
       </w:r>
     </w:p>
@@ -6866,6 +7616,21 @@
           <w:b/>
           <w:lang w:val="gu_IN" w:bidi="gu_IN"/>
         </w:rPr>
+        <w:t>οὗτοί</w:t>
+      </w:r>
+    </w:p>
+    <w:p>
+      <w:pPr/>
+      <w:r>
+        <w:rPr>
+          <w:lang w:val="gu_IN" w:bidi="gu_IN"/>
+        </w:rPr>
+      </w:r>
+      <w:r>
+        <w:rPr>
+          <w:b/>
+          <w:lang w:val="gu_IN" w:bidi="gu_IN"/>
+        </w:rPr>
         <w:t>"આ તે લોકો છે"</w:t>
       </w:r>
     </w:p>
@@ -6954,6 +7719,21 @@
           <w:b/>
           <w:lang w:val="gu_IN" w:bidi="gu_IN"/>
         </w:rPr>
+        <w:t>σπιλάδες</w:t>
+      </w:r>
+    </w:p>
+    <w:p>
+      <w:pPr/>
+      <w:r>
+        <w:rPr>
+          <w:lang w:val="gu_IN" w:bidi="gu_IN"/>
+        </w:rPr>
+      </w:r>
+      <w:r>
+        <w:rPr>
+          <w:b/>
+          <w:lang w:val="gu_IN" w:bidi="gu_IN"/>
+        </w:rPr>
         <w:t>"છુપાયેલા ખડકો"</w:t>
       </w:r>
     </w:p>
@@ -7042,6 +7822,21 @@
           <w:b/>
           <w:lang w:val="gu_IN" w:bidi="gu_IN"/>
         </w:rPr>
+        <w:t>ταῖς ἀγάπαις</w:t>
+      </w:r>
+    </w:p>
+    <w:p>
+      <w:pPr/>
+      <w:r>
+        <w:rPr>
+          <w:lang w:val="gu_IN" w:bidi="gu_IN"/>
+        </w:rPr>
+      </w:r>
+      <w:r>
+        <w:rPr>
+          <w:b/>
+          <w:lang w:val="gu_IN" w:bidi="gu_IN"/>
+        </w:rPr>
         <w:t>"પ્રેમ ભોજનોમાં"</w:t>
       </w:r>
     </w:p>
@@ -7143,6 +7938,21 @@
           <w:b/>
           <w:lang w:val="gu_IN" w:bidi="gu_IN"/>
         </w:rPr>
+        <w:t>ἑαυτοὺς ποιμαίνοντες</w:t>
+      </w:r>
+    </w:p>
+    <w:p>
+      <w:pPr/>
+      <w:r>
+        <w:rPr>
+          <w:lang w:val="gu_IN" w:bidi="gu_IN"/>
+        </w:rPr>
+      </w:r>
+      <w:r>
+        <w:rPr>
+          <w:b/>
+          <w:lang w:val="gu_IN" w:bidi="gu_IN"/>
+        </w:rPr>
         <w:t>"પોતાની જાતને આગેવાની આપતા"</w:t>
       </w:r>
     </w:p>
@@ -7218,6 +8028,21 @@
           <w:b/>
           <w:lang w:val="gu_IN" w:bidi="gu_IN"/>
         </w:rPr>
+        <w:t>νεφέλαι ἄνυδροι ὑπὸ ἀνέμων παραφερόμεναι</w:t>
+      </w:r>
+    </w:p>
+    <w:p>
+      <w:pPr/>
+      <w:r>
+        <w:rPr>
+          <w:lang w:val="gu_IN" w:bidi="gu_IN"/>
+        </w:rPr>
+      </w:r>
+      <w:r>
+        <w:rPr>
+          <w:b/>
+          <w:lang w:val="gu_IN" w:bidi="gu_IN"/>
+        </w:rPr>
         <w:t>"પાણી વિનાના વાદળો, પવનો દ્વારા ખેંચાયેલા"</w:t>
       </w:r>
     </w:p>
@@ -7306,6 +8131,21 @@
           <w:b/>
           <w:lang w:val="gu_IN" w:bidi="gu_IN"/>
         </w:rPr>
+        <w:t>ὑπὸ ἀνέμων παραφερόμεναι</w:t>
+      </w:r>
+    </w:p>
+    <w:p>
+      <w:pPr/>
+      <w:r>
+        <w:rPr>
+          <w:lang w:val="gu_IN" w:bidi="gu_IN"/>
+        </w:rPr>
+      </w:r>
+      <w:r>
+        <w:rPr>
+          <w:b/>
+          <w:lang w:val="gu_IN" w:bidi="gu_IN"/>
+        </w:rPr>
         <w:t>"પાણી વિનાના વાદળો, પવનો દ્વારા ખેંચાયેલા"</w:t>
       </w:r>
     </w:p>
@@ -7381,6 +8221,21 @@
           <w:b/>
           <w:lang w:val="gu_IN" w:bidi="gu_IN"/>
         </w:rPr>
+        <w:t>δένδρα φθινοπωρινὰ ἄκαρπα</w:t>
+      </w:r>
+    </w:p>
+    <w:p>
+      <w:pPr/>
+      <w:r>
+        <w:rPr>
+          <w:lang w:val="gu_IN" w:bidi="gu_IN"/>
+        </w:rPr>
+      </w:r>
+      <w:r>
+        <w:rPr>
+          <w:b/>
+          <w:lang w:val="gu_IN" w:bidi="gu_IN"/>
+        </w:rPr>
         <w:t>"ફળવિહીન પાનખર વૃક્ષો"</w:t>
       </w:r>
     </w:p>
@@ -7469,6 +8324,21 @@
           <w:b/>
           <w:lang w:val="gu_IN" w:bidi="gu_IN"/>
         </w:rPr>
+        <w:t>δὶς ἀποθανόντα ἐκριζωθέντα</w:t>
+      </w:r>
+    </w:p>
+    <w:p>
+      <w:pPr/>
+      <w:r>
+        <w:rPr>
+          <w:lang w:val="gu_IN" w:bidi="gu_IN"/>
+        </w:rPr>
+      </w:r>
+      <w:r>
+        <w:rPr>
+          <w:b/>
+          <w:lang w:val="gu_IN" w:bidi="gu_IN"/>
+        </w:rPr>
         <w:t>"બે વાર મૃત્યુ પામેલા, જડમૂળથી ઉખડી ગયેલ છે"</w:t>
       </w:r>
     </w:p>
@@ -7544,6 +8414,21 @@
           <w:b/>
           <w:lang w:val="gu_IN" w:bidi="gu_IN"/>
         </w:rPr>
+        <w:t>δὶς ἀποθανόντα ἐκριζωθέντα</w:t>
+      </w:r>
+    </w:p>
+    <w:p>
+      <w:pPr/>
+      <w:r>
+        <w:rPr>
+          <w:lang w:val="gu_IN" w:bidi="gu_IN"/>
+        </w:rPr>
+      </w:r>
+      <w:r>
+        <w:rPr>
+          <w:b/>
+          <w:lang w:val="gu_IN" w:bidi="gu_IN"/>
+        </w:rPr>
         <w:t>"બે વાર મૃત્યુ પામેલા, જડમૂળથી ઉખડી ગયેલ છે"</w:t>
       </w:r>
     </w:p>
@@ -7620,6 +8505,21 @@
           <w:b/>
           <w:lang w:val="gu_IN" w:bidi="gu_IN"/>
         </w:rPr>
+        <w:t>ἐκριζωθέντα</w:t>
+      </w:r>
+    </w:p>
+    <w:p>
+      <w:pPr/>
+      <w:r>
+        <w:rPr>
+          <w:lang w:val="gu_IN" w:bidi="gu_IN"/>
+        </w:rPr>
+      </w:r>
+      <w:r>
+        <w:rPr>
+          <w:b/>
+          <w:lang w:val="gu_IN" w:bidi="gu_IN"/>
+        </w:rPr>
         <w:t>"જડમૂળથી ઉખડી ગયેલ છે"</w:t>
       </w:r>
     </w:p>
@@ -7695,6 +8595,21 @@
           <w:b/>
           <w:lang w:val="gu_IN" w:bidi="gu_IN"/>
         </w:rPr>
+        <w:t>ἐκριζωθέντα</w:t>
+      </w:r>
+    </w:p>
+    <w:p>
+      <w:pPr/>
+      <w:r>
+        <w:rPr>
+          <w:lang w:val="gu_IN" w:bidi="gu_IN"/>
+        </w:rPr>
+      </w:r>
+      <w:r>
+        <w:rPr>
+          <w:b/>
+          <w:lang w:val="gu_IN" w:bidi="gu_IN"/>
+        </w:rPr>
         <w:t>"જડમૂળથી ઉખડી ગયેલ છે"</w:t>
       </w:r>
     </w:p>
@@ -7770,6 +8685,21 @@
           <w:b/>
           <w:lang w:val="gu_IN" w:bidi="gu_IN"/>
         </w:rPr>
+        <w:t>κύματα ἄγρια θαλάσσης</w:t>
+      </w:r>
+    </w:p>
+    <w:p>
+      <w:pPr/>
+      <w:r>
+        <w:rPr>
+          <w:lang w:val="gu_IN" w:bidi="gu_IN"/>
+        </w:rPr>
+      </w:r>
+      <w:r>
+        <w:rPr>
+          <w:b/>
+          <w:lang w:val="gu_IN" w:bidi="gu_IN"/>
+        </w:rPr>
         <w:t>"સમુદ્રના જંગલી મોજા"</w:t>
       </w:r>
     </w:p>
@@ -7858,6 +8788,21 @@
           <w:b/>
           <w:lang w:val="gu_IN" w:bidi="gu_IN"/>
         </w:rPr>
+        <w:t>ἐπαφρίζοντα τὰς ἑαυτῶν αἰσχύνας</w:t>
+      </w:r>
+    </w:p>
+    <w:p>
+      <w:pPr/>
+      <w:r>
+        <w:rPr>
+          <w:lang w:val="gu_IN" w:bidi="gu_IN"/>
+        </w:rPr>
+      </w:r>
+      <w:r>
+        <w:rPr>
+          <w:b/>
+          <w:lang w:val="gu_IN" w:bidi="gu_IN"/>
+        </w:rPr>
         <w:t>"તેમના પોતાના શરમજનક કાર્યોને ફીણ દ્વ્રારા કાઢનાર"</w:t>
       </w:r>
     </w:p>
@@ -7946,6 +8891,21 @@
           <w:b/>
           <w:lang w:val="gu_IN" w:bidi="gu_IN"/>
         </w:rPr>
+        <w:t>ἀστέρες πλανῆται</w:t>
+      </w:r>
+    </w:p>
+    <w:p>
+      <w:pPr/>
+      <w:r>
+        <w:rPr>
+          <w:lang w:val="gu_IN" w:bidi="gu_IN"/>
+        </w:rPr>
+      </w:r>
+      <w:r>
+        <w:rPr>
+          <w:b/>
+          <w:lang w:val="gu_IN" w:bidi="gu_IN"/>
+        </w:rPr>
         <w:t>"ભટકતા તારાઓ"</w:t>
       </w:r>
     </w:p>
@@ -8122,6 +9082,21 @@
           <w:b/>
           <w:lang w:val="gu_IN" w:bidi="gu_IN"/>
         </w:rPr>
+        <w:t>οἷς</w:t>
+      </w:r>
+    </w:p>
+    <w:p>
+      <w:pPr/>
+      <w:r>
+        <w:rPr>
+          <w:lang w:val="gu_IN" w:bidi="gu_IN"/>
+        </w:rPr>
+      </w:r>
+      <w:r>
+        <w:rPr>
+          <w:b/>
+          <w:lang w:val="gu_IN" w:bidi="gu_IN"/>
+        </w:rPr>
         <w:t>"જેમના માટે"</w:t>
       </w:r>
     </w:p>
@@ -8210,6 +9185,21 @@
           <w:b/>
           <w:lang w:val="gu_IN" w:bidi="gu_IN"/>
         </w:rPr>
+        <w:t>ὁ ζόφος τοῦ σκότους</w:t>
+      </w:r>
+    </w:p>
+    <w:p>
+      <w:pPr/>
+      <w:r>
+        <w:rPr>
+          <w:lang w:val="gu_IN" w:bidi="gu_IN"/>
+        </w:rPr>
+      </w:r>
+      <w:r>
+        <w:rPr>
+          <w:b/>
+          <w:lang w:val="gu_IN" w:bidi="gu_IN"/>
+        </w:rPr>
         <w:t>"અંધકારનું ધૂંધળાપણું"</w:t>
       </w:r>
     </w:p>
@@ -8286,6 +9276,21 @@
           <w:b/>
           <w:lang w:val="gu_IN" w:bidi="gu_IN"/>
         </w:rPr>
+        <w:t>ὁ ζόφος τοῦ σκότους</w:t>
+      </w:r>
+    </w:p>
+    <w:p>
+      <w:pPr/>
+      <w:r>
+        <w:rPr>
+          <w:lang w:val="gu_IN" w:bidi="gu_IN"/>
+        </w:rPr>
+      </w:r>
+      <w:r>
+        <w:rPr>
+          <w:b/>
+          <w:lang w:val="gu_IN" w:bidi="gu_IN"/>
+        </w:rPr>
         <w:t>"અંધકારનું ધૂંધળાપણું"</w:t>
       </w:r>
     </w:p>
@@ -8457,6 +9462,21 @@
           <w:b/>
           <w:lang w:val="gu_IN" w:bidi="gu_IN"/>
         </w:rPr>
+        <w:t>τούτοις</w:t>
+      </w:r>
+    </w:p>
+    <w:p>
+      <w:pPr/>
+      <w:r>
+        <w:rPr>
+          <w:lang w:val="gu_IN" w:bidi="gu_IN"/>
+        </w:rPr>
+      </w:r>
+      <w:r>
+        <w:rPr>
+          <w:b/>
+          <w:lang w:val="gu_IN" w:bidi="gu_IN"/>
+        </w:rPr>
         <w:t>"આ લોકો વિષે"</w:t>
       </w:r>
     </w:p>
@@ -8545,6 +9565,21 @@
           <w:b/>
           <w:lang w:val="gu_IN" w:bidi="gu_IN"/>
         </w:rPr>
+        <w:t>λέγων</w:t>
+      </w:r>
+    </w:p>
+    <w:p>
+      <w:pPr/>
+      <w:r>
+        <w:rPr>
+          <w:lang w:val="gu_IN" w:bidi="gu_IN"/>
+        </w:rPr>
+      </w:r>
+      <w:r>
+        <w:rPr>
+          <w:b/>
+          <w:lang w:val="gu_IN" w:bidi="gu_IN"/>
+        </w:rPr>
         <w:t>"ભવિષ્યવાણી કરી અને કહ્યું"</w:t>
       </w:r>
     </w:p>
@@ -8620,6 +9655,21 @@
           <w:b/>
           <w:lang w:val="gu_IN" w:bidi="gu_IN"/>
         </w:rPr>
+        <w:t>ἰδοὺ</w:t>
+      </w:r>
+    </w:p>
+    <w:p>
+      <w:pPr/>
+      <w:r>
+        <w:rPr>
+          <w:lang w:val="gu_IN" w:bidi="gu_IN"/>
+        </w:rPr>
+      </w:r>
+      <w:r>
+        <w:rPr>
+          <w:b/>
+          <w:lang w:val="gu_IN" w:bidi="gu_IN"/>
+        </w:rPr>
         <w:t>"જુઓ"</w:t>
       </w:r>
     </w:p>
@@ -8702,6 +9752,21 @@
           <w:b/>
           <w:lang w:val="gu_IN" w:bidi="gu_IN"/>
         </w:rPr>
+        <w:t>ἦλθεν Κύριος</w:t>
+      </w:r>
+    </w:p>
+    <w:p>
+      <w:pPr/>
+      <w:r>
+        <w:rPr>
+          <w:lang w:val="gu_IN" w:bidi="gu_IN"/>
+        </w:rPr>
+      </w:r>
+      <w:r>
+        <w:rPr>
+          <w:b/>
+          <w:lang w:val="gu_IN" w:bidi="gu_IN"/>
+        </w:rPr>
         <w:t>"પ્રભુ &amp; આવ્યા"</w:t>
       </w:r>
     </w:p>
@@ -8777,6 +9842,21 @@
           <w:b/>
           <w:lang w:val="gu_IN" w:bidi="gu_IN"/>
         </w:rPr>
+        <w:t>Κύριος</w:t>
+      </w:r>
+    </w:p>
+    <w:p>
+      <w:pPr/>
+      <w:r>
+        <w:rPr>
+          <w:lang w:val="gu_IN" w:bidi="gu_IN"/>
+        </w:rPr>
+      </w:r>
+      <w:r>
+        <w:rPr>
+          <w:b/>
+          <w:lang w:val="gu_IN" w:bidi="gu_IN"/>
+        </w:rPr>
         <w:t>"પ્રભુ &amp; આવ્યા"</w:t>
       </w:r>
     </w:p>
@@ -8853,6 +9933,21 @@
           <w:b/>
           <w:lang w:val="gu_IN" w:bidi="gu_IN"/>
         </w:rPr>
+        <w:t>μυριάσιν</w:t>
+      </w:r>
+    </w:p>
+    <w:p>
+      <w:pPr/>
+      <w:r>
+        <w:rPr>
+          <w:lang w:val="gu_IN" w:bidi="gu_IN"/>
+        </w:rPr>
+      </w:r>
+      <w:r>
+        <w:rPr>
+          <w:b/>
+          <w:lang w:val="gu_IN" w:bidi="gu_IN"/>
+        </w:rPr>
         <w:t>"અસંખ્ય"</w:t>
       </w:r>
     </w:p>
@@ -8935,6 +10030,21 @@
           <w:b/>
           <w:lang w:val="gu_IN" w:bidi="gu_IN"/>
         </w:rPr>
+        <w:t>ἁγίαις</w:t>
+      </w:r>
+    </w:p>
+    <w:p>
+      <w:pPr/>
+      <w:r>
+        <w:rPr>
+          <w:lang w:val="gu_IN" w:bidi="gu_IN"/>
+        </w:rPr>
+      </w:r>
+      <w:r>
+        <w:rPr>
+          <w:b/>
+          <w:lang w:val="gu_IN" w:bidi="gu_IN"/>
+        </w:rPr>
         <w:t>"પવિત્રો"</w:t>
       </w:r>
     </w:p>
@@ -9099,6 +10209,21 @@
           <w:b/>
           <w:lang w:val="gu_IN" w:bidi="gu_IN"/>
         </w:rPr>
+        <w:t>ποιῆσαι κρίσιν κατὰ</w:t>
+      </w:r>
+    </w:p>
+    <w:p>
+      <w:pPr/>
+      <w:r>
+        <w:rPr>
+          <w:lang w:val="gu_IN" w:bidi="gu_IN"/>
+        </w:rPr>
+      </w:r>
+      <w:r>
+        <w:rPr>
+          <w:b/>
+          <w:lang w:val="gu_IN" w:bidi="gu_IN"/>
+        </w:rPr>
         <w:t>"દરેકની વિરુદ્ધ ચુકાદો આપવા"</w:t>
       </w:r>
     </w:p>
@@ -9275,6 +10400,21 @@
           <w:b/>
           <w:lang w:val="gu_IN" w:bidi="gu_IN"/>
         </w:rPr>
+        <w:t>τῶν ἔργων ἀσεβείας αὐτῶν</w:t>
+      </w:r>
+    </w:p>
+    <w:p>
+      <w:pPr/>
+      <w:r>
+        <w:rPr>
+          <w:lang w:val="gu_IN" w:bidi="gu_IN"/>
+        </w:rPr>
+      </w:r>
+      <w:r>
+        <w:rPr>
+          <w:b/>
+          <w:lang w:val="gu_IN" w:bidi="gu_IN"/>
+        </w:rPr>
         <w:t>"તેના &amp; અધર્મનાં કાર્યો"</w:t>
       </w:r>
     </w:p>
@@ -9370,6 +10510,21 @@
           <w:b/>
           <w:lang w:val="gu_IN" w:bidi="gu_IN"/>
         </w:rPr>
+        <w:t>τῶν σκληρῶν</w:t>
+      </w:r>
+    </w:p>
+    <w:p>
+      <w:pPr/>
+      <w:r>
+        <w:rPr>
+          <w:lang w:val="gu_IN" w:bidi="gu_IN"/>
+        </w:rPr>
+      </w:r>
+      <w:r>
+        <w:rPr>
+          <w:b/>
+          <w:lang w:val="gu_IN" w:bidi="gu_IN"/>
+        </w:rPr>
         <w:t>"કઠોર વાતો"</w:t>
       </w:r>
     </w:p>
@@ -9446,6 +10601,21 @@
           <w:b/>
           <w:lang w:val="gu_IN" w:bidi="gu_IN"/>
         </w:rPr>
+        <w:t>αὐτοῦ</w:t>
+      </w:r>
+    </w:p>
+    <w:p>
+      <w:pPr/>
+      <w:r>
+        <w:rPr>
+          <w:lang w:val="gu_IN" w:bidi="gu_IN"/>
+        </w:rPr>
+      </w:r>
+      <w:r>
+        <w:rPr>
+          <w:b/>
+          <w:lang w:val="gu_IN" w:bidi="gu_IN"/>
+        </w:rPr>
         <w:t>"તેમની વિરુદ્ધ"</w:t>
       </w:r>
     </w:p>
@@ -9520,6 +10690,21 @@
         <w:rPr>
           <w:lang w:val="gu_IN" w:bidi="gu_IN"/>
         </w:rPr>
+      </w:r>
+    </w:p>
+    <w:p>
+      <w:pPr/>
+      <w:r>
+        <w:rPr>
+          <w:lang w:val="gu_IN" w:bidi="gu_IN"/>
+        </w:rPr>
+      </w:r>
+      <w:r>
+        <w:rPr>
+          <w:b/>
+          <w:lang w:val="gu_IN" w:bidi="gu_IN"/>
+        </w:rPr>
+        <w:t>οὗτοί</w:t>
       </w:r>
     </w:p>
     <w:p>
@@ -9640,6 +10825,21 @@
           <w:b/>
           <w:lang w:val="gu_IN" w:bidi="gu_IN"/>
         </w:rPr>
+        <w:t>εἰσιν γογγυσταί μεμψίμοιροι</w:t>
+      </w:r>
+    </w:p>
+    <w:p>
+      <w:pPr/>
+      <w:r>
+        <w:rPr>
+          <w:lang w:val="gu_IN" w:bidi="gu_IN"/>
+        </w:rPr>
+      </w:r>
+      <w:r>
+        <w:rPr>
+          <w:b/>
+          <w:lang w:val="gu_IN" w:bidi="gu_IN"/>
+        </w:rPr>
         <w:t>"આ લોકો બડબડાટ કરનારા, ફરિયાદ કરનારાઓ છે"</w:t>
       </w:r>
     </w:p>
@@ -9755,6 +10955,21 @@
           <w:b/>
           <w:lang w:val="gu_IN" w:bidi="gu_IN"/>
         </w:rPr>
+        <w:t>πορευόμενοι</w:t>
+      </w:r>
+    </w:p>
+    <w:p>
+      <w:pPr/>
+      <w:r>
+        <w:rPr>
+          <w:lang w:val="gu_IN" w:bidi="gu_IN"/>
+        </w:rPr>
+      </w:r>
+      <w:r>
+        <w:rPr>
+          <w:b/>
+          <w:lang w:val="gu_IN" w:bidi="gu_IN"/>
+        </w:rPr>
         <w:t>"તેઓની વાસનાઓ પ્રમાણે ચાલે છે"</w:t>
       </w:r>
     </w:p>
@@ -9843,6 +11058,21 @@
           <w:b/>
           <w:lang w:val="gu_IN" w:bidi="gu_IN"/>
         </w:rPr>
+        <w:t>τὰς ἐπιθυμίας αὐτῶν</w:t>
+      </w:r>
+    </w:p>
+    <w:p>
+      <w:pPr/>
+      <w:r>
+        <w:rPr>
+          <w:lang w:val="gu_IN" w:bidi="gu_IN"/>
+        </w:rPr>
+      </w:r>
+      <w:r>
+        <w:rPr>
+          <w:b/>
+          <w:lang w:val="gu_IN" w:bidi="gu_IN"/>
+        </w:rPr>
         <w:t>"તેઓની વાસનાઓ પ્રમાણે ચાલે છે"</w:t>
       </w:r>
     </w:p>
@@ -9919,6 +11149,21 @@
           <w:b/>
           <w:lang w:val="gu_IN" w:bidi="gu_IN"/>
         </w:rPr>
+        <w:t>τὸ στόμα αὐτῶν λαλεῖ</w:t>
+      </w:r>
+    </w:p>
+    <w:p>
+      <w:pPr/>
+      <w:r>
+        <w:rPr>
+          <w:lang w:val="gu_IN" w:bidi="gu_IN"/>
+        </w:rPr>
+      </w:r>
+      <w:r>
+        <w:rPr>
+          <w:b/>
+          <w:lang w:val="gu_IN" w:bidi="gu_IN"/>
+        </w:rPr>
         <w:t>"તેઓના મોં &amp; બોલે છે"</w:t>
       </w:r>
     </w:p>
@@ -10083,6 +11328,21 @@
           <w:b/>
           <w:lang w:val="gu_IN" w:bidi="gu_IN"/>
         </w:rPr>
+        <w:t>λαλεῖ ὑπέρογκα</w:t>
+      </w:r>
+    </w:p>
+    <w:p>
+      <w:pPr/>
+      <w:r>
+        <w:rPr>
+          <w:lang w:val="gu_IN" w:bidi="gu_IN"/>
+        </w:rPr>
+      </w:r>
+      <w:r>
+        <w:rPr>
+          <w:b/>
+          <w:lang w:val="gu_IN" w:bidi="gu_IN"/>
+        </w:rPr>
         <w:t>"બડાઈ ભરેલી વાતો બોલે છે"</w:t>
       </w:r>
     </w:p>
@@ -10159,6 +11419,21 @@
           <w:b/>
           <w:lang w:val="gu_IN" w:bidi="gu_IN"/>
         </w:rPr>
+        <w:t>θαυμάζοντες πρόσωπα</w:t>
+      </w:r>
+    </w:p>
+    <w:p>
+      <w:pPr/>
+      <w:r>
+        <w:rPr>
+          <w:lang w:val="gu_IN" w:bidi="gu_IN"/>
+        </w:rPr>
+      </w:r>
+      <w:r>
+        <w:rPr>
+          <w:b/>
+          <w:lang w:val="gu_IN" w:bidi="gu_IN"/>
+        </w:rPr>
         <w:t>"ચહેરાઓની પ્રશંસા કરે છે"</w:t>
       </w:r>
     </w:p>
@@ -10322,6 +11597,21 @@
           <w:b/>
           <w:lang w:val="gu_IN" w:bidi="gu_IN"/>
         </w:rPr>
+        <w:t>ἀγαπητοί</w:t>
+      </w:r>
+    </w:p>
+    <w:p>
+      <w:pPr/>
+      <w:r>
+        <w:rPr>
+          <w:lang w:val="gu_IN" w:bidi="gu_IN"/>
+        </w:rPr>
+      </w:r>
+      <w:r>
+        <w:rPr>
+          <w:b/>
+          <w:lang w:val="gu_IN" w:bidi="gu_IN"/>
+        </w:rPr>
         <w:t>"પ્રિયજનો"</w:t>
       </w:r>
     </w:p>
@@ -10410,6 +11700,21 @@
           <w:b/>
           <w:lang w:val="gu_IN" w:bidi="gu_IN"/>
         </w:rPr>
+        <w:t>τῶν ῥημάτων</w:t>
+      </w:r>
+    </w:p>
+    <w:p>
+      <w:pPr/>
+      <w:r>
+        <w:rPr>
+          <w:lang w:val="gu_IN" w:bidi="gu_IN"/>
+        </w:rPr>
+      </w:r>
+      <w:r>
+        <w:rPr>
+          <w:b/>
+          <w:lang w:val="gu_IN" w:bidi="gu_IN"/>
+        </w:rPr>
         <w:t>"શબ્દો"</w:t>
       </w:r>
     </w:p>
@@ -10498,6 +11803,21 @@
           <w:b/>
           <w:lang w:val="gu_IN" w:bidi="gu_IN"/>
         </w:rPr>
+        <w:t>τοῦ Κυρίου ἡμῶν</w:t>
+      </w:r>
+    </w:p>
+    <w:p>
+      <w:pPr/>
+      <w:r>
+        <w:rPr>
+          <w:lang w:val="gu_IN" w:bidi="gu_IN"/>
+        </w:rPr>
+      </w:r>
+      <w:r>
+        <w:rPr>
+          <w:b/>
+          <w:lang w:val="gu_IN" w:bidi="gu_IN"/>
+        </w:rPr>
         <w:t>"આપણા પ્રભુ"</w:t>
       </w:r>
     </w:p>
@@ -10586,6 +11906,21 @@
           <w:b/>
           <w:lang w:val="gu_IN" w:bidi="gu_IN"/>
         </w:rPr>
+        <w:t>ἡμῶν</w:t>
+      </w:r>
+    </w:p>
+    <w:p>
+      <w:pPr/>
+      <w:r>
+        <w:rPr>
+          <w:lang w:val="gu_IN" w:bidi="gu_IN"/>
+        </w:rPr>
+      </w:r>
+      <w:r>
+        <w:rPr>
+          <w:b/>
+          <w:lang w:val="gu_IN" w:bidi="gu_IN"/>
+        </w:rPr>
         <w:t>"આપણા પ્રભુ"</w:t>
       </w:r>
     </w:p>
@@ -10674,6 +12009,21 @@
           <w:b/>
           <w:lang w:val="gu_IN" w:bidi="gu_IN"/>
         </w:rPr>
+        <w:t>ὅτι ἔλεγον ὑμῖν</w:t>
+      </w:r>
+    </w:p>
+    <w:p>
+      <w:pPr/>
+      <w:r>
+        <w:rPr>
+          <w:lang w:val="gu_IN" w:bidi="gu_IN"/>
+        </w:rPr>
+      </w:r>
+      <w:r>
+        <w:rPr>
+          <w:b/>
+          <w:lang w:val="gu_IN" w:bidi="gu_IN"/>
+        </w:rPr>
         <w:t>"કે તેઓએ તમને કહ્યું"</w:t>
       </w:r>
     </w:p>
@@ -10737,6 +12087,21 @@
           <w:b/>
           <w:lang w:val="gu_IN" w:bidi="gu_IN"/>
         </w:rPr>
+        <w:t>ἐσχάτου χρόνου</w:t>
+      </w:r>
+    </w:p>
+    <w:p>
+      <w:pPr/>
+      <w:r>
+        <w:rPr>
+          <w:lang w:val="gu_IN" w:bidi="gu_IN"/>
+        </w:rPr>
+      </w:r>
+      <w:r>
+        <w:rPr>
+          <w:b/>
+          <w:lang w:val="gu_IN" w:bidi="gu_IN"/>
+        </w:rPr>
         <w:t>"છેલ્લા સમયમાં"</w:t>
       </w:r>
     </w:p>
@@ -10825,6 +12190,21 @@
           <w:b/>
           <w:lang w:val="gu_IN" w:bidi="gu_IN"/>
         </w:rPr>
+        <w:t>πορευόμενοι</w:t>
+      </w:r>
+    </w:p>
+    <w:p>
+      <w:pPr/>
+      <w:r>
+        <w:rPr>
+          <w:lang w:val="gu_IN" w:bidi="gu_IN"/>
+        </w:rPr>
+      </w:r>
+      <w:r>
+        <w:rPr>
+          <w:b/>
+          <w:lang w:val="gu_IN" w:bidi="gu_IN"/>
+        </w:rPr>
         <w:t>"જે તેમની પોતાની અધર્મ વાસનાઓ અનુસાર ચાલશે"</w:t>
       </w:r>
     </w:p>
@@ -10989,6 +12369,21 @@
           <w:b/>
           <w:lang w:val="gu_IN" w:bidi="gu_IN"/>
         </w:rPr>
+        <w:t>οὗτοί</w:t>
+      </w:r>
+    </w:p>
+    <w:p>
+      <w:pPr/>
+      <w:r>
+        <w:rPr>
+          <w:lang w:val="gu_IN" w:bidi="gu_IN"/>
+        </w:rPr>
+      </w:r>
+      <w:r>
+        <w:rPr>
+          <w:b/>
+          <w:lang w:val="gu_IN" w:bidi="gu_IN"/>
+        </w:rPr>
         <w:t>"આ તે લોકો છે જે ભાગલા પાડે છે"</w:t>
       </w:r>
     </w:p>
@@ -11077,6 +12472,21 @@
           <w:b/>
           <w:lang w:val="gu_IN" w:bidi="gu_IN"/>
         </w:rPr>
+        <w:t>οἱ ἀποδιορίζοντες</w:t>
+      </w:r>
+    </w:p>
+    <w:p>
+      <w:pPr/>
+      <w:r>
+        <w:rPr>
+          <w:lang w:val="gu_IN" w:bidi="gu_IN"/>
+        </w:rPr>
+      </w:r>
+      <w:r>
+        <w:rPr>
+          <w:b/>
+          <w:lang w:val="gu_IN" w:bidi="gu_IN"/>
+        </w:rPr>
         <w:t>"આ તે લોકો છે જે ભાગલા પાડે છે"</w:t>
       </w:r>
     </w:p>
@@ -11165,6 +12575,21 @@
           <w:b/>
           <w:lang w:val="gu_IN" w:bidi="gu_IN"/>
         </w:rPr>
+        <w:t>Πνεῦμα</w:t>
+      </w:r>
+    </w:p>
+    <w:p>
+      <w:pPr/>
+      <w:r>
+        <w:rPr>
+          <w:lang w:val="gu_IN" w:bidi="gu_IN"/>
+        </w:rPr>
+      </w:r>
+      <w:r>
+        <w:rPr>
+          <w:b/>
+          <w:lang w:val="gu_IN" w:bidi="gu_IN"/>
+        </w:rPr>
         <w:t>"આત્મા નહિ ધરાવનારાઓ છે"</w:t>
       </w:r>
     </w:p>
@@ -11253,6 +12678,21 @@
           <w:b/>
           <w:lang w:val="gu_IN" w:bidi="gu_IN"/>
         </w:rPr>
+        <w:t>ψυχικοί</w:t>
+      </w:r>
+    </w:p>
+    <w:p>
+      <w:pPr/>
+      <w:r>
+        <w:rPr>
+          <w:lang w:val="gu_IN" w:bidi="gu_IN"/>
+        </w:rPr>
+      </w:r>
+      <w:r>
+        <w:rPr>
+          <w:b/>
+          <w:lang w:val="gu_IN" w:bidi="gu_IN"/>
+        </w:rPr>
         <w:t>"વિષયી છે"</w:t>
       </w:r>
     </w:p>
@@ -11341,6 +12781,21 @@
           <w:b/>
           <w:lang w:val="gu_IN" w:bidi="gu_IN"/>
         </w:rPr>
+        <w:t>Πνεῦμα μὴ ἔχοντες</w:t>
+      </w:r>
+    </w:p>
+    <w:p>
+      <w:pPr/>
+      <w:r>
+        <w:rPr>
+          <w:lang w:val="gu_IN" w:bidi="gu_IN"/>
+        </w:rPr>
+      </w:r>
+      <w:r>
+        <w:rPr>
+          <w:b/>
+          <w:lang w:val="gu_IN" w:bidi="gu_IN"/>
+        </w:rPr>
         <w:t>"આત્મા નહિ ધરાવનારાઓ છે"</w:t>
       </w:r>
     </w:p>
@@ -11429,6 +12884,21 @@
           <w:b/>
           <w:lang w:val="gu_IN" w:bidi="gu_IN"/>
         </w:rPr>
+        <w:t>ἀγαπητοί</w:t>
+      </w:r>
+    </w:p>
+    <w:p>
+      <w:pPr/>
+      <w:r>
+        <w:rPr>
+          <w:lang w:val="gu_IN" w:bidi="gu_IN"/>
+        </w:rPr>
+      </w:r>
+      <w:r>
+        <w:rPr>
+          <w:b/>
+          <w:lang w:val="gu_IN" w:bidi="gu_IN"/>
+        </w:rPr>
         <w:t>"પ્રિયજનો"</w:t>
       </w:r>
     </w:p>
@@ -11517,6 +12987,21 @@
           <w:b/>
           <w:lang w:val="gu_IN" w:bidi="gu_IN"/>
         </w:rPr>
+        <w:t>ἐποικοδομοῦντες ἑαυτοὺς τῇ ἁγιωτάτῃ ὑμῶν πίστει</w:t>
+      </w:r>
+    </w:p>
+    <w:p>
+      <w:pPr/>
+      <w:r>
+        <w:rPr>
+          <w:lang w:val="gu_IN" w:bidi="gu_IN"/>
+        </w:rPr>
+      </w:r>
+      <w:r>
+        <w:rPr>
+          <w:b/>
+          <w:lang w:val="gu_IN" w:bidi="gu_IN"/>
+        </w:rPr>
         <w:t>"તમારા પરમ પવિત્ર વિશ્વાસમાં તમારી જાતને બાંધો"</w:t>
       </w:r>
     </w:p>
@@ -11592,6 +13077,21 @@
           <w:b/>
           <w:lang w:val="gu_IN" w:bidi="gu_IN"/>
         </w:rPr>
+        <w:t>ἐποικοδομοῦντες ἑαυτοὺς</w:t>
+      </w:r>
+    </w:p>
+    <w:p>
+      <w:pPr/>
+      <w:r>
+        <w:rPr>
+          <w:lang w:val="gu_IN" w:bidi="gu_IN"/>
+        </w:rPr>
+      </w:r>
+      <w:r>
+        <w:rPr>
+          <w:b/>
+          <w:lang w:val="gu_IN" w:bidi="gu_IN"/>
+        </w:rPr>
         <w:t>"તમારી જાતને બાંધો"</w:t>
       </w:r>
     </w:p>
@@ -11655,6 +13155,21 @@
           <w:b/>
           <w:lang w:val="gu_IN" w:bidi="gu_IN"/>
         </w:rPr>
+        <w:t>τῇ ἁγιωτάτῃ ὑμῶν πίστει</w:t>
+      </w:r>
+    </w:p>
+    <w:p>
+      <w:pPr/>
+      <w:r>
+        <w:rPr>
+          <w:lang w:val="gu_IN" w:bidi="gu_IN"/>
+        </w:rPr>
+      </w:r>
+      <w:r>
+        <w:rPr>
+          <w:b/>
+          <w:lang w:val="gu_IN" w:bidi="gu_IN"/>
+        </w:rPr>
         <w:t>"તમારા પરમ પવિત્ર વિશ્વાસમાં"</w:t>
       </w:r>
     </w:p>
@@ -11743,6 +13258,21 @@
           <w:b/>
           <w:lang w:val="gu_IN" w:bidi="gu_IN"/>
         </w:rPr>
+        <w:t>ἐν Πνεύματι Ἁγίῳ προσευχόμενοι</w:t>
+      </w:r>
+    </w:p>
+    <w:p>
+      <w:pPr/>
+      <w:r>
+        <w:rPr>
+          <w:lang w:val="gu_IN" w:bidi="gu_IN"/>
+        </w:rPr>
+      </w:r>
+      <w:r>
+        <w:rPr>
+          <w:b/>
+          <w:lang w:val="gu_IN" w:bidi="gu_IN"/>
+        </w:rPr>
         <w:t>"પવિત્ર આત્મામાં પ્રાર્થના કરીને"</w:t>
       </w:r>
     </w:p>
@@ -11806,6 +13336,21 @@
           <w:b/>
           <w:lang w:val="gu_IN" w:bidi="gu_IN"/>
         </w:rPr>
+        <w:t>ἑαυτοὺς ἐν ἀγάπῃ Θεοῦ τηρήσατε</w:t>
+      </w:r>
+    </w:p>
+    <w:p>
+      <w:pPr/>
+      <w:r>
+        <w:rPr>
+          <w:lang w:val="gu_IN" w:bidi="gu_IN"/>
+        </w:rPr>
+      </w:r>
+      <w:r>
+        <w:rPr>
+          <w:b/>
+          <w:lang w:val="gu_IN" w:bidi="gu_IN"/>
+        </w:rPr>
         <w:t>"ઈશ્વરના પ્રેમમાં તમારી જાતને રાખો"</w:t>
       </w:r>
     </w:p>
@@ -11881,6 +13426,21 @@
           <w:b/>
           <w:lang w:val="gu_IN" w:bidi="gu_IN"/>
         </w:rPr>
+        <w:t>ἑαυτοὺς ἐν ἀγάπῃ Θεοῦ τηρήσατε</w:t>
+      </w:r>
+    </w:p>
+    <w:p>
+      <w:pPr/>
+      <w:r>
+        <w:rPr>
+          <w:lang w:val="gu_IN" w:bidi="gu_IN"/>
+        </w:rPr>
+      </w:r>
+      <w:r>
+        <w:rPr>
+          <w:b/>
+          <w:lang w:val="gu_IN" w:bidi="gu_IN"/>
+        </w:rPr>
         <w:t>"ઈશ્વરના પ્રેમમાં તમારી જાતને રાખો"</w:t>
       </w:r>
     </w:p>
@@ -11963,6 +13523,21 @@
           <w:b/>
           <w:lang w:val="gu_IN" w:bidi="gu_IN"/>
         </w:rPr>
+        <w:t>προσδεχόμενοι τὸ ἔλεος τοῦ Κυρίου ἡμῶν</w:t>
+      </w:r>
+    </w:p>
+    <w:p>
+      <w:pPr/>
+      <w:r>
+        <w:rPr>
+          <w:lang w:val="gu_IN" w:bidi="gu_IN"/>
+        </w:rPr>
+      </w:r>
+      <w:r>
+        <w:rPr>
+          <w:b/>
+          <w:lang w:val="gu_IN" w:bidi="gu_IN"/>
+        </w:rPr>
         <w:t>"આપણા પ્રભુ &amp; દયાની રાહ જોતા"</w:t>
       </w:r>
     </w:p>
@@ -12026,6 +13601,21 @@
           <w:b/>
           <w:lang w:val="gu_IN" w:bidi="gu_IN"/>
         </w:rPr>
+        <w:t>τὸ ἔλεος τοῦ Κυρίου ἡμῶν, Ἰησοῦ Χριστοῦ</w:t>
+      </w:r>
+    </w:p>
+    <w:p>
+      <w:pPr/>
+      <w:r>
+        <w:rPr>
+          <w:lang w:val="gu_IN" w:bidi="gu_IN"/>
+        </w:rPr>
+      </w:r>
+      <w:r>
+        <w:rPr>
+          <w:b/>
+          <w:lang w:val="gu_IN" w:bidi="gu_IN"/>
+        </w:rPr>
         <w:t>"આપણા પ્રભુ ઈસુ ખ્રિસ્તની દયાની"</w:t>
       </w:r>
     </w:p>
@@ -12114,6 +13704,21 @@
           <w:b/>
           <w:lang w:val="gu_IN" w:bidi="gu_IN"/>
         </w:rPr>
+        <w:t>τοῦ Κυρίου ἡμῶν</w:t>
+      </w:r>
+    </w:p>
+    <w:p>
+      <w:pPr/>
+      <w:r>
+        <w:rPr>
+          <w:lang w:val="gu_IN" w:bidi="gu_IN"/>
+        </w:rPr>
+      </w:r>
+      <w:r>
+        <w:rPr>
+          <w:b/>
+          <w:lang w:val="gu_IN" w:bidi="gu_IN"/>
+        </w:rPr>
         <w:t>"આપણા પ્રભુ"</w:t>
       </w:r>
     </w:p>
@@ -12202,6 +13807,21 @@
           <w:b/>
           <w:lang w:val="gu_IN" w:bidi="gu_IN"/>
         </w:rPr>
+        <w:t>ἡμῶν</w:t>
+      </w:r>
+    </w:p>
+    <w:p>
+      <w:pPr/>
+      <w:r>
+        <w:rPr>
+          <w:lang w:val="gu_IN" w:bidi="gu_IN"/>
+        </w:rPr>
+      </w:r>
+      <w:r>
+        <w:rPr>
+          <w:b/>
+          <w:lang w:val="gu_IN" w:bidi="gu_IN"/>
+        </w:rPr>
         <w:t>"આપણા"</w:t>
       </w:r>
     </w:p>
@@ -12391,6 +14011,21 @@
           <w:b/>
           <w:lang w:val="gu_IN" w:bidi="gu_IN"/>
         </w:rPr>
+        <w:t>ἐλεᾶτε</w:t>
+      </w:r>
+    </w:p>
+    <w:p>
+      <w:pPr/>
+      <w:r>
+        <w:rPr>
+          <w:lang w:val="gu_IN" w:bidi="gu_IN"/>
+        </w:rPr>
+      </w:r>
+      <w:r>
+        <w:rPr>
+          <w:b/>
+          <w:lang w:val="gu_IN" w:bidi="gu_IN"/>
+        </w:rPr>
         <w:t>"જેઓ શંકા કરે છે તેમના પર દયા દર્શાવો"</w:t>
       </w:r>
     </w:p>
@@ -12549,6 +14184,21 @@
           <w:b/>
           <w:lang w:val="gu_IN" w:bidi="gu_IN"/>
         </w:rPr>
+        <w:t>ἐκ πυρὸς ἁρπάζοντες</w:t>
+      </w:r>
+    </w:p>
+    <w:p>
+      <w:pPr/>
+      <w:r>
+        <w:rPr>
+          <w:lang w:val="gu_IN" w:bidi="gu_IN"/>
+        </w:rPr>
+      </w:r>
+      <w:r>
+        <w:rPr>
+          <w:b/>
+          <w:lang w:val="gu_IN" w:bidi="gu_IN"/>
+        </w:rPr>
         <w:t>"આગમાંથી છીનવીને"</w:t>
       </w:r>
     </w:p>
@@ -12612,6 +14262,21 @@
           <w:b/>
           <w:lang w:val="gu_IN" w:bidi="gu_IN"/>
         </w:rPr>
+        <w:t>ἐκ πυρὸς ἁρπάζοντες</w:t>
+      </w:r>
+    </w:p>
+    <w:p>
+      <w:pPr/>
+      <w:r>
+        <w:rPr>
+          <w:lang w:val="gu_IN" w:bidi="gu_IN"/>
+        </w:rPr>
+      </w:r>
+      <w:r>
+        <w:rPr>
+          <w:b/>
+          <w:lang w:val="gu_IN" w:bidi="gu_IN"/>
+        </w:rPr>
         <w:t>"આગમાંથી છીનવીને"</w:t>
       </w:r>
     </w:p>
@@ -12700,6 +14365,21 @@
           <w:b/>
           <w:lang w:val="gu_IN" w:bidi="gu_IN"/>
         </w:rPr>
+        <w:t>ἐλεᾶτε</w:t>
+      </w:r>
+    </w:p>
+    <w:p>
+      <w:pPr/>
+      <w:r>
+        <w:rPr>
+          <w:lang w:val="gu_IN" w:bidi="gu_IN"/>
+        </w:rPr>
+      </w:r>
+      <w:r>
+        <w:rPr>
+          <w:b/>
+          <w:lang w:val="gu_IN" w:bidi="gu_IN"/>
+        </w:rPr>
         <w:t>"પર દયા કરો"</w:t>
       </w:r>
     </w:p>
@@ -12926,6 +14606,21 @@
           <w:b/>
           <w:lang w:val="gu_IN" w:bidi="gu_IN"/>
         </w:rPr>
+        <w:t>τῆς σαρκὸς</w:t>
+      </w:r>
+    </w:p>
+    <w:p>
+      <w:pPr/>
+      <w:r>
+        <w:rPr>
+          <w:lang w:val="gu_IN" w:bidi="gu_IN"/>
+        </w:rPr>
+      </w:r>
+      <w:r>
+        <w:rPr>
+          <w:b/>
+          <w:lang w:val="gu_IN" w:bidi="gu_IN"/>
+        </w:rPr>
         <w:t>"દેહ"</w:t>
       </w:r>
     </w:p>
@@ -13102,6 +14797,21 @@
           <w:b/>
           <w:lang w:val="gu_IN" w:bidi="gu_IN"/>
         </w:rPr>
+        <w:t>φυλάξαι ὑμᾶς ἀπταίστους</w:t>
+      </w:r>
+    </w:p>
+    <w:p>
+      <w:pPr/>
+      <w:r>
+        <w:rPr>
+          <w:lang w:val="gu_IN" w:bidi="gu_IN"/>
+        </w:rPr>
+      </w:r>
+      <w:r>
+        <w:rPr>
+          <w:b/>
+          <w:lang w:val="gu_IN" w:bidi="gu_IN"/>
+        </w:rPr>
         <w:t>"તમને ઠોકર ખાધા વિના રાખવા"</w:t>
       </w:r>
     </w:p>
@@ -13190,6 +14900,21 @@
           <w:b/>
           <w:lang w:val="gu_IN" w:bidi="gu_IN"/>
         </w:rPr>
+        <w:t>τῆς δόξης αὐτοῦ</w:t>
+      </w:r>
+    </w:p>
+    <w:p>
+      <w:pPr/>
+      <w:r>
+        <w:rPr>
+          <w:lang w:val="gu_IN" w:bidi="gu_IN"/>
+        </w:rPr>
+      </w:r>
+      <w:r>
+        <w:rPr>
+          <w:b/>
+          <w:lang w:val="gu_IN" w:bidi="gu_IN"/>
+        </w:rPr>
         <w:t>"તેમના ગૌરવની આગળ &amp; ઊભા રાખવા માટે"</w:t>
       </w:r>
     </w:p>
@@ -13341,6 +15066,21 @@
           <w:b/>
           <w:lang w:val="gu_IN" w:bidi="gu_IN"/>
         </w:rPr>
+        <w:t>μόνῳ Θεῷ Σωτῆρι ἡμῶν</w:t>
+      </w:r>
+    </w:p>
+    <w:p>
+      <w:pPr/>
+      <w:r>
+        <w:rPr>
+          <w:lang w:val="gu_IN" w:bidi="gu_IN"/>
+        </w:rPr>
+      </w:r>
+      <w:r>
+        <w:rPr>
+          <w:b/>
+          <w:lang w:val="gu_IN" w:bidi="gu_IN"/>
+        </w:rPr>
         <w:t>"આપણા &amp; તારણહાર એકમાત્ર ઈશ્વરને"</w:t>
       </w:r>
     </w:p>
@@ -13417,6 +15157,21 @@
           <w:b/>
           <w:lang w:val="gu_IN" w:bidi="gu_IN"/>
         </w:rPr>
+        <w:t>Σωτῆρι ἡμῶν</w:t>
+      </w:r>
+    </w:p>
+    <w:p>
+      <w:pPr/>
+      <w:r>
+        <w:rPr>
+          <w:lang w:val="gu_IN" w:bidi="gu_IN"/>
+        </w:rPr>
+      </w:r>
+      <w:r>
+        <w:rPr>
+          <w:b/>
+          <w:lang w:val="gu_IN" w:bidi="gu_IN"/>
+        </w:rPr>
         <w:t>"આપણા &amp; તારણહાર"</w:t>
       </w:r>
     </w:p>
@@ -13505,6 +15260,21 @@
           <w:b/>
           <w:lang w:val="gu_IN" w:bidi="gu_IN"/>
         </w:rPr>
+        <w:t>τοῦ Κυρίου ἡμῶν</w:t>
+      </w:r>
+    </w:p>
+    <w:p>
+      <w:pPr/>
+      <w:r>
+        <w:rPr>
+          <w:lang w:val="gu_IN" w:bidi="gu_IN"/>
+        </w:rPr>
+      </w:r>
+      <w:r>
+        <w:rPr>
+          <w:b/>
+          <w:lang w:val="gu_IN" w:bidi="gu_IN"/>
+        </w:rPr>
         <w:t>"પ્રભુ &amp; આપણા"</w:t>
       </w:r>
     </w:p>
@@ -13694,6 +15464,21 @@
           <w:b/>
           <w:lang w:val="gu_IN" w:bidi="gu_IN"/>
         </w:rPr>
+        <w:t>πρὸ παντὸς τοῦ αἰῶνος</w:t>
+      </w:r>
+    </w:p>
+    <w:p>
+      <w:pPr/>
+      <w:r>
+        <w:rPr>
+          <w:lang w:val="gu_IN" w:bidi="gu_IN"/>
+        </w:rPr>
+      </w:r>
+      <w:r>
+        <w:rPr>
+          <w:b/>
+          <w:lang w:val="gu_IN" w:bidi="gu_IN"/>
+        </w:rPr>
         <w:t>"સર્વ &amp; પહેલા &amp; સદાકાળ"</w:t>
       </w:r>
     </w:p>
@@ -13755,6 +15540,21 @@
         <w:rPr>
           <w:lang w:val="gu_IN" w:bidi="gu_IN"/>
         </w:rPr>
+      </w:r>
+    </w:p>
+    <w:p>
+      <w:pPr/>
+      <w:r>
+        <w:rPr>
+          <w:lang w:val="gu_IN" w:bidi="gu_IN"/>
+        </w:rPr>
+      </w:r>
+      <w:r>
+        <w:rPr>
+          <w:b/>
+          <w:lang w:val="gu_IN" w:bidi="gu_IN"/>
+        </w:rPr>
+        <w:t>εἰς πάντας τοὺς αἰῶνας</w:t>
       </w:r>
     </w:p>
     <w:p>

--- a/guj/docx/65.content.docx
+++ b/guj/docx/65.content.docx
@@ -1126,6 +1126,21 @@
           <w:b/>
           <w:lang w:val="gu_IN" w:bidi="gu_IN"/>
         </w:rPr>
+        <w:t>ἐν Θεῷ Πατρὶ ἠγαπημένοις</w:t>
+      </w:r>
+    </w:p>
+    <w:p>
+      <w:pPr/>
+      <w:r>
+        <w:rPr>
+          <w:lang w:val="gu_IN" w:bidi="gu_IN"/>
+        </w:rPr>
+      </w:r>
+      <w:r>
+        <w:rPr>
+          <w:b/>
+          <w:lang w:val="gu_IN" w:bidi="gu_IN"/>
+        </w:rPr>
         <w:t>"જેઓ ઈશ્વર પિતામાં પ્રેમ કરાયેલ છે"</w:t>
       </w:r>
     </w:p>
@@ -1201,6 +1216,21 @@
           <w:b/>
           <w:lang w:val="gu_IN" w:bidi="gu_IN"/>
         </w:rPr>
+        <w:t>Θεῷ Πατρὶ</w:t>
+      </w:r>
+    </w:p>
+    <w:p>
+      <w:pPr/>
+      <w:r>
+        <w:rPr>
+          <w:lang w:val="gu_IN" w:bidi="gu_IN"/>
+        </w:rPr>
+      </w:r>
+      <w:r>
+        <w:rPr>
+          <w:b/>
+          <w:lang w:val="gu_IN" w:bidi="gu_IN"/>
+        </w:rPr>
         <w:t>"ઈશ્વર પિતામાં"</w:t>
       </w:r>
     </w:p>
@@ -1283,6 +1313,21 @@
           <w:b/>
           <w:lang w:val="gu_IN" w:bidi="gu_IN"/>
         </w:rPr>
+        <w:t>Ἰησοῦ Χριστῷ τετηρημένοις κλητοῖς</w:t>
+      </w:r>
+    </w:p>
+    <w:p>
+      <w:pPr/>
+      <w:r>
+        <w:rPr>
+          <w:lang w:val="gu_IN" w:bidi="gu_IN"/>
+        </w:rPr>
+      </w:r>
+      <w:r>
+        <w:rPr>
+          <w:b/>
+          <w:lang w:val="gu_IN" w:bidi="gu_IN"/>
+        </w:rPr>
         <w:t>"ઈસુ ખ્રિસ્તમાં જાળવી રખાયેલ છે"</w:t>
       </w:r>
     </w:p>
@@ -1358,6 +1403,21 @@
           <w:b/>
           <w:lang w:val="gu_IN" w:bidi="gu_IN"/>
         </w:rPr>
+        <w:t>ἔλεος ὑμῖν, καὶ εἰρήνη, καὶ ἀγάπη πληθυνθείη</w:t>
+      </w:r>
+    </w:p>
+    <w:p>
+      <w:pPr/>
+      <w:r>
+        <w:rPr>
+          <w:lang w:val="gu_IN" w:bidi="gu_IN"/>
+        </w:rPr>
+      </w:r>
+      <w:r>
+        <w:rPr>
+          <w:b/>
+          <w:lang w:val="gu_IN" w:bidi="gu_IN"/>
+        </w:rPr>
         <w:t>"દયા અને શાંતિ અને પ્રેમ તમારા માટે ખૂબ જ વૃદ્ધિ પામો"</w:t>
       </w:r>
     </w:p>
@@ -1433,6 +1493,21 @@
           <w:b/>
           <w:lang w:val="gu_IN" w:bidi="gu_IN"/>
         </w:rPr>
+        <w:t>ἔλεος ὑμῖν, καὶ εἰρήνη, καὶ ἀγάπη πληθυνθείη</w:t>
+      </w:r>
+    </w:p>
+    <w:p>
+      <w:pPr/>
+      <w:r>
+        <w:rPr>
+          <w:lang w:val="gu_IN" w:bidi="gu_IN"/>
+        </w:rPr>
+      </w:r>
+      <w:r>
+        <w:rPr>
+          <w:b/>
+          <w:lang w:val="gu_IN" w:bidi="gu_IN"/>
+        </w:rPr>
         <w:t>"દયા અને શાંતિ અને પ્રેમ તમારા માટે ખૂબ જ વૃદ્ધિ પામો"</w:t>
       </w:r>
     </w:p>
@@ -1928,6 +2003,21 @@
           <w:b/>
           <w:lang w:val="gu_IN" w:bidi="gu_IN"/>
         </w:rPr>
+        <w:t>περὶ τῆς κοινῆς ἡμῶν σωτηρίας</w:t>
+      </w:r>
+    </w:p>
+    <w:p>
+      <w:pPr/>
+      <w:r>
+        <w:rPr>
+          <w:lang w:val="gu_IN" w:bidi="gu_IN"/>
+        </w:rPr>
+      </w:r>
+      <w:r>
+        <w:rPr>
+          <w:b/>
+          <w:lang w:val="gu_IN" w:bidi="gu_IN"/>
+        </w:rPr>
         <w:t>"આપણા સર્વસામાન્ય તારણ વિષે"</w:t>
       </w:r>
     </w:p>
@@ -2480,6 +2570,21 @@
           <w:b/>
           <w:lang w:val="gu_IN" w:bidi="gu_IN"/>
         </w:rPr>
+        <w:t>τῇ ἅπαξ παραδοθείσῃ τοῖς ἁγίοις πίστει</w:t>
+      </w:r>
+    </w:p>
+    <w:p>
+      <w:pPr/>
+      <w:r>
+        <w:rPr>
+          <w:lang w:val="gu_IN" w:bidi="gu_IN"/>
+        </w:rPr>
+      </w:r>
+      <w:r>
+        <w:rPr>
+          <w:b/>
+          <w:lang w:val="gu_IN" w:bidi="gu_IN"/>
+        </w:rPr>
         <w:t>"એ વિશ્વાસ માટે જે સંતોને એક જ વખતે સર્વ સમયો માટે આપવામાં આવ્યો છે"</w:t>
       </w:r>
     </w:p>
@@ -2762,6 +2867,21 @@
           <w:b/>
           <w:lang w:val="gu_IN" w:bidi="gu_IN"/>
         </w:rPr>
+        <w:t>παρεισέδυσαν γάρ τινες ἄνθρωποι</w:t>
+      </w:r>
+    </w:p>
+    <w:p>
+      <w:pPr/>
+      <w:r>
+        <w:rPr>
+          <w:lang w:val="gu_IN" w:bidi="gu_IN"/>
+        </w:rPr>
+      </w:r>
+      <w:r>
+        <w:rPr>
+          <w:b/>
+          <w:lang w:val="gu_IN" w:bidi="gu_IN"/>
+        </w:rPr>
         <w:t>"કારણ કે કેટલાક માણસો &amp; પ્રવેશ્યા છે"</w:t>
       </w:r>
     </w:p>
@@ -2915,6 +3035,21 @@
           <w:b/>
           <w:lang w:val="gu_IN" w:bidi="gu_IN"/>
         </w:rPr>
+        <w:t>οἱ πάλαι προγεγραμμένοι εἰς τοῦτο τὸ κρίμα</w:t>
+      </w:r>
+    </w:p>
+    <w:p>
+      <w:pPr/>
+      <w:r>
+        <w:rPr>
+          <w:lang w:val="gu_IN" w:bidi="gu_IN"/>
+        </w:rPr>
+      </w:r>
+      <w:r>
+        <w:rPr>
+          <w:b/>
+          <w:lang w:val="gu_IN" w:bidi="gu_IN"/>
+        </w:rPr>
         <w:t>"જેમને લાંબા સમય પહેલા આ ન્યાય માટે અગાઉથી નિયુક્ત કરવામાં આવ્યા છે"</w:t>
       </w:r>
     </w:p>
@@ -3299,6 +3434,21 @@
           <w:b/>
           <w:lang w:val="gu_IN" w:bidi="gu_IN"/>
         </w:rPr>
+        <w:t>ἡμῶν &amp; ἡμῶν</w:t>
+      </w:r>
+    </w:p>
+    <w:p>
+      <w:pPr/>
+      <w:r>
+        <w:rPr>
+          <w:lang w:val="gu_IN" w:bidi="gu_IN"/>
+        </w:rPr>
+      </w:r>
+      <w:r>
+        <w:rPr>
+          <w:b/>
+          <w:lang w:val="gu_IN" w:bidi="gu_IN"/>
+        </w:rPr>
         <w:t>"આપણા &amp; આપણા"</w:t>
       </w:r>
     </w:p>
@@ -3593,6 +3743,21 @@
           <w:b/>
           <w:lang w:val="gu_IN" w:bidi="gu_IN"/>
         </w:rPr>
+        <w:t>τὸν μόνον Δεσπότην καὶ Κύριον ἡμῶν, Ἰησοῦν Χριστὸν, ἀρνούμενοι</w:t>
+      </w:r>
+    </w:p>
+    <w:p>
+      <w:pPr/>
+      <w:r>
+        <w:rPr>
+          <w:lang w:val="gu_IN" w:bidi="gu_IN"/>
+        </w:rPr>
+      </w:r>
+      <w:r>
+        <w:rPr>
+          <w:b/>
+          <w:lang w:val="gu_IN" w:bidi="gu_IN"/>
+        </w:rPr>
         <w:t>"આપણા એકમાત્ર માલિક અને પ્રભુ, ઈસુ ખ્રિસ્તનો નકાર કરે"</w:t>
       </w:r>
     </w:p>
@@ -3798,6 +3963,21 @@
           <w:b/>
           <w:lang w:val="gu_IN" w:bidi="gu_IN"/>
         </w:rPr>
+        <w:t>ὑπομνῆσαι &amp; ὑμᾶς βούλομαι, εἰδότας ὑμᾶς ἅπαξ πάντα</w:t>
+      </w:r>
+    </w:p>
+    <w:p>
+      <w:pPr/>
+      <w:r>
+        <w:rPr>
+          <w:lang w:val="gu_IN" w:bidi="gu_IN"/>
+        </w:rPr>
+      </w:r>
+      <w:r>
+        <w:rPr>
+          <w:b/>
+          <w:lang w:val="gu_IN" w:bidi="gu_IN"/>
+        </w:rPr>
         <w:t>"હું તમને યાદ કરાવવા માંગુ છું, તમે નિશ્ચિતપણે સઘળી બાબતો જાણો જ છો"</w:t>
       </w:r>
     </w:p>
@@ -4144,6 +4324,21 @@
           <w:b/>
           <w:lang w:val="gu_IN" w:bidi="gu_IN"/>
         </w:rPr>
+        <w:t>λαὸν ἐκ γῆς Αἰγύπτου σώσας</w:t>
+      </w:r>
+    </w:p>
+    <w:p>
+      <w:pPr/>
+      <w:r>
+        <w:rPr>
+          <w:lang w:val="gu_IN" w:bidi="gu_IN"/>
+        </w:rPr>
+      </w:r>
+      <w:r>
+        <w:rPr>
+          <w:b/>
+          <w:lang w:val="gu_IN" w:bidi="gu_IN"/>
+        </w:rPr>
         <w:t>"એ લોકોને ઇજિપ્તની ભૂમિમાંથી બચાવ્યા"</w:t>
       </w:r>
     </w:p>
@@ -4232,6 +4427,21 @@
           <w:b/>
           <w:lang w:val="gu_IN" w:bidi="gu_IN"/>
         </w:rPr>
+        <w:t>τοὺς μὴ τηρήσαντας τὴν ἑαυτῶν ἀρχὴν</w:t>
+      </w:r>
+    </w:p>
+    <w:p>
+      <w:pPr/>
+      <w:r>
+        <w:rPr>
+          <w:lang w:val="gu_IN" w:bidi="gu_IN"/>
+        </w:rPr>
+      </w:r>
+      <w:r>
+        <w:rPr>
+          <w:b/>
+          <w:lang w:val="gu_IN" w:bidi="gu_IN"/>
+        </w:rPr>
         <w:t>"જેઓએ પોતાનું પ્રભુત્વ જાળવી રાખ્યું નહિ"</w:t>
       </w:r>
     </w:p>
@@ -4411,6 +4621,21 @@
           <w:b/>
           <w:lang w:val="gu_IN" w:bidi="gu_IN"/>
         </w:rPr>
+        <w:t>δεσμοῖς ἀϊδίοις ὑπὸ ζόφον τετήρηκεν</w:t>
+      </w:r>
+    </w:p>
+    <w:p>
+      <w:pPr/>
+      <w:r>
+        <w:rPr>
+          <w:lang w:val="gu_IN" w:bidi="gu_IN"/>
+        </w:rPr>
+      </w:r>
+      <w:r>
+        <w:rPr>
+          <w:b/>
+          <w:lang w:val="gu_IN" w:bidi="gu_IN"/>
+        </w:rPr>
         <w:t>"તેમણે &amp; અંધકાર હેઠળ, અનંતકાળીક સાંકળોમાં રાખ્યા છે"</w:t>
       </w:r>
     </w:p>
@@ -4693,6 +4918,21 @@
           <w:b/>
           <w:lang w:val="gu_IN" w:bidi="gu_IN"/>
         </w:rPr>
+        <w:t>εἰς κρίσιν μεγάλης ἡμέρας</w:t>
+      </w:r>
+    </w:p>
+    <w:p>
+      <w:pPr/>
+      <w:r>
+        <w:rPr>
+          <w:lang w:val="gu_IN" w:bidi="gu_IN"/>
+        </w:rPr>
+      </w:r>
+      <w:r>
+        <w:rPr>
+          <w:b/>
+          <w:lang w:val="gu_IN" w:bidi="gu_IN"/>
+        </w:rPr>
         <w:t>"મહાન દિવસના ન્યાય માટે"</w:t>
       </w:r>
     </w:p>
@@ -4986,6 +5226,21 @@
           <w:b/>
           <w:lang w:val="gu_IN" w:bidi="gu_IN"/>
         </w:rPr>
+        <w:t>Σόδομα καὶ Γόμορρα, καὶ αἱ περὶ αὐτὰς πόλεις</w:t>
+      </w:r>
+    </w:p>
+    <w:p>
+      <w:pPr/>
+      <w:r>
+        <w:rPr>
+          <w:lang w:val="gu_IN" w:bidi="gu_IN"/>
+        </w:rPr>
+      </w:r>
+      <w:r>
+        <w:rPr>
+          <w:b/>
+          <w:lang w:val="gu_IN" w:bidi="gu_IN"/>
+        </w:rPr>
         <w:t>"સદોમ અને ગમોરાહ અને તેમની આસપાસના શહેરો"</w:t>
       </w:r>
     </w:p>
@@ -5203,6 +5458,21 @@
           <w:b/>
           <w:lang w:val="gu_IN" w:bidi="gu_IN"/>
         </w:rPr>
+        <w:t>ἐκπορνεύσασαι</w:t>
+      </w:r>
+    </w:p>
+    <w:p>
+      <w:pPr/>
+      <w:r>
+        <w:rPr>
+          <w:lang w:val="gu_IN" w:bidi="gu_IN"/>
+        </w:rPr>
+      </w:r>
+      <w:r>
+        <w:rPr>
+          <w:b/>
+          <w:lang w:val="gu_IN" w:bidi="gu_IN"/>
+        </w:rPr>
         <w:t>"જેમણે આની જેમ જ જાતીય અનૈતિક આચરણ કર્યું હોવાથી"</w:t>
       </w:r>
     </w:p>
@@ -5582,6 +5852,21 @@
           <w:b/>
           <w:lang w:val="gu_IN" w:bidi="gu_IN"/>
         </w:rPr>
+        <w:t>πυρὸς αἰωνίου δίκην ὑπέχουσαι</w:t>
+      </w:r>
+    </w:p>
+    <w:p>
+      <w:pPr/>
+      <w:r>
+        <w:rPr>
+          <w:lang w:val="gu_IN" w:bidi="gu_IN"/>
+        </w:rPr>
+      </w:r>
+      <w:r>
+        <w:rPr>
+          <w:b/>
+          <w:lang w:val="gu_IN" w:bidi="gu_IN"/>
+        </w:rPr>
         <w:t>"તેઓ અનંતકાળીક અગ્નિની સજા ભોગવીને"</w:t>
       </w:r>
     </w:p>
@@ -6249,6 +6534,21 @@
           <w:b/>
           <w:lang w:val="gu_IN" w:bidi="gu_IN"/>
         </w:rPr>
+        <w:t>κρίσιν ἐπενεγκεῖν βλασφημίας</w:t>
+      </w:r>
+    </w:p>
+    <w:p>
+      <w:pPr/>
+      <w:r>
+        <w:rPr>
+          <w:lang w:val="gu_IN" w:bidi="gu_IN"/>
+        </w:rPr>
+      </w:r>
+      <w:r>
+        <w:rPr>
+          <w:b/>
+          <w:lang w:val="gu_IN" w:bidi="gu_IN"/>
+        </w:rPr>
         <w:t>"તેની સામે નિંદાનો ચુકાદો લાવવાની"</w:t>
       </w:r>
     </w:p>
@@ -6337,6 +6637,21 @@
           <w:b/>
           <w:lang w:val="gu_IN" w:bidi="gu_IN"/>
         </w:rPr>
+        <w:t>κρίσιν ἐπενεγκεῖν βλασφημίας</w:t>
+      </w:r>
+    </w:p>
+    <w:p>
+      <w:pPr/>
+      <w:r>
+        <w:rPr>
+          <w:lang w:val="gu_IN" w:bidi="gu_IN"/>
+        </w:rPr>
+      </w:r>
+      <w:r>
+        <w:rPr>
+          <w:b/>
+          <w:lang w:val="gu_IN" w:bidi="gu_IN"/>
+        </w:rPr>
         <w:t>"તેની સામે નિંદાનો ચુકાદો લાવવાની"</w:t>
       </w:r>
     </w:p>
@@ -6425,6 +6740,21 @@
           <w:b/>
           <w:lang w:val="gu_IN" w:bidi="gu_IN"/>
         </w:rPr>
+        <w:t>κρίσιν ἐπενεγκεῖν βλασφημίας</w:t>
+      </w:r>
+    </w:p>
+    <w:p>
+      <w:pPr/>
+      <w:r>
+        <w:rPr>
+          <w:lang w:val="gu_IN" w:bidi="gu_IN"/>
+        </w:rPr>
+      </w:r>
+      <w:r>
+        <w:rPr>
+          <w:b/>
+          <w:lang w:val="gu_IN" w:bidi="gu_IN"/>
+        </w:rPr>
         <w:t>"તેની સામે નિંદાનો ચુકાદો લાવવાની"</w:t>
       </w:r>
     </w:p>
@@ -6701,6 +7031,21 @@
           <w:b/>
           <w:lang w:val="gu_IN" w:bidi="gu_IN"/>
         </w:rPr>
+        <w:t>ὅσα δὲ φυσικῶς ὡς τὰ ἄλογα ζῷα ἐπίστανται</w:t>
+      </w:r>
+    </w:p>
+    <w:p>
+      <w:pPr/>
+      <w:r>
+        <w:rPr>
+          <w:lang w:val="gu_IN" w:bidi="gu_IN"/>
+        </w:rPr>
+      </w:r>
+      <w:r>
+        <w:rPr>
+          <w:b/>
+          <w:lang w:val="gu_IN" w:bidi="gu_IN"/>
+        </w:rPr>
         <w:t>"તેઓ સહજ વૃત્તિ દ્વારા બિનતાર્કિક પ્રાણીઓ તરીકે જે સમજે છે"</w:t>
       </w:r>
     </w:p>
@@ -6879,6 +7224,21 @@
           <w:b/>
           <w:lang w:val="gu_IN" w:bidi="gu_IN"/>
         </w:rPr>
+        <w:t>ἐν τούτοις φθείρονται</w:t>
+      </w:r>
+    </w:p>
+    <w:p>
+      <w:pPr/>
+      <w:r>
+        <w:rPr>
+          <w:lang w:val="gu_IN" w:bidi="gu_IN"/>
+        </w:rPr>
+      </w:r>
+      <w:r>
+        <w:rPr>
+          <w:b/>
+          <w:lang w:val="gu_IN" w:bidi="gu_IN"/>
+        </w:rPr>
         <w:t>"એ બાબતો દ્વારા તેઓ નાશ પામી રહ્યા છે"</w:t>
       </w:r>
     </w:p>
@@ -7257,6 +7617,21 @@
           <w:b/>
           <w:lang w:val="gu_IN" w:bidi="gu_IN"/>
         </w:rPr>
+        <w:t>ἐξεχύθησαν</w:t>
+      </w:r>
+    </w:p>
+    <w:p>
+      <w:pPr/>
+      <w:r>
+        <w:rPr>
+          <w:lang w:val="gu_IN" w:bidi="gu_IN"/>
+        </w:rPr>
+      </w:r>
+      <w:r>
+        <w:rPr>
+          <w:b/>
+          <w:lang w:val="gu_IN" w:bidi="gu_IN"/>
+        </w:rPr>
         <w:t>"પોતાને છોડી દીધા છે"</w:t>
       </w:r>
     </w:p>
@@ -9007,6 +9382,21 @@
           <w:b/>
           <w:lang w:val="gu_IN" w:bidi="gu_IN"/>
         </w:rPr>
+        <w:t>οἷς ὁ ζόφος τοῦ σκότους εἰς αἰῶνα τετήρηται</w:t>
+      </w:r>
+    </w:p>
+    <w:p>
+      <w:pPr/>
+      <w:r>
+        <w:rPr>
+          <w:lang w:val="gu_IN" w:bidi="gu_IN"/>
+        </w:rPr>
+      </w:r>
+      <w:r>
+        <w:rPr>
+          <w:b/>
+          <w:lang w:val="gu_IN" w:bidi="gu_IN"/>
+        </w:rPr>
         <w:t>"જેમના માટે અંધકારનું ધૂંધળાપણું અનંતકાળ માટે રાખવામાં આવ્યું છે"</w:t>
       </w:r>
     </w:p>
@@ -9392,6 +9782,21 @@
           <w:b/>
           <w:lang w:val="gu_IN" w:bidi="gu_IN"/>
         </w:rPr>
+        <w:t>ἕβδομος ἀπὸ Ἀδὰμ</w:t>
+      </w:r>
+    </w:p>
+    <w:p>
+      <w:pPr/>
+      <w:r>
+        <w:rPr>
+          <w:lang w:val="gu_IN" w:bidi="gu_IN"/>
+        </w:rPr>
+      </w:r>
+      <w:r>
+        <w:rPr>
+          <w:b/>
+          <w:lang w:val="gu_IN" w:bidi="gu_IN"/>
+        </w:rPr>
         <w:t>"આદમમાંથી સાતમા નંબરના"</w:t>
       </w:r>
     </w:p>
@@ -10121,6 +10526,21 @@
           <w:b/>
           <w:lang w:val="gu_IN" w:bidi="gu_IN"/>
         </w:rPr>
+        <w:t>ποιῆσαι κρίσιν &amp; καὶ ἐλέγξαι</w:t>
+      </w:r>
+    </w:p>
+    <w:p>
+      <w:pPr/>
+      <w:r>
+        <w:rPr>
+          <w:lang w:val="gu_IN" w:bidi="gu_IN"/>
+        </w:rPr>
+      </w:r>
+      <w:r>
+        <w:rPr>
+          <w:b/>
+          <w:lang w:val="gu_IN" w:bidi="gu_IN"/>
+        </w:rPr>
         <w:t>"દરેકની વિરુદ્ધ ચુકાદો આપવા અને &amp; ઠપકો આપવા"</w:t>
       </w:r>
     </w:p>
@@ -10298,6 +10718,21 @@
         <w:rPr>
           <w:lang w:val="gu_IN" w:bidi="gu_IN"/>
         </w:rPr>
+      </w:r>
+    </w:p>
+    <w:p>
+      <w:pPr/>
+      <w:r>
+        <w:rPr>
+          <w:lang w:val="gu_IN" w:bidi="gu_IN"/>
+        </w:rPr>
+      </w:r>
+      <w:r>
+        <w:rPr>
+          <w:b/>
+          <w:lang w:val="gu_IN" w:bidi="gu_IN"/>
+        </w:rPr>
+        <w:t>πᾶσαν ψυχὴν</w:t>
       </w:r>
     </w:p>
     <w:p>
@@ -11240,6 +11675,21 @@
           <w:b/>
           <w:lang w:val="gu_IN" w:bidi="gu_IN"/>
         </w:rPr>
+        <w:t>τὸ στόμα αὐτῶν λαλεῖ</w:t>
+      </w:r>
+    </w:p>
+    <w:p>
+      <w:pPr/>
+      <w:r>
+        <w:rPr>
+          <w:lang w:val="gu_IN" w:bidi="gu_IN"/>
+        </w:rPr>
+      </w:r>
+      <w:r>
+        <w:rPr>
+          <w:b/>
+          <w:lang w:val="gu_IN" w:bidi="gu_IN"/>
+        </w:rPr>
         <w:t>"તેઓના મોં &amp; બોલે છે"</w:t>
       </w:r>
     </w:p>
@@ -11509,6 +11959,21 @@
           <w:b/>
           <w:lang w:val="gu_IN" w:bidi="gu_IN"/>
         </w:rPr>
+        <w:t>θαυμάζοντες πρόσωπα</w:t>
+      </w:r>
+    </w:p>
+    <w:p>
+      <w:pPr/>
+      <w:r>
+        <w:rPr>
+          <w:lang w:val="gu_IN" w:bidi="gu_IN"/>
+        </w:rPr>
+      </w:r>
+      <w:r>
+        <w:rPr>
+          <w:b/>
+          <w:lang w:val="gu_IN" w:bidi="gu_IN"/>
+        </w:rPr>
         <w:t>"ચહેરાઓની પ્રશંસા કરે છે"</w:t>
       </w:r>
     </w:p>
@@ -12293,6 +12758,21 @@
           <w:b/>
           <w:lang w:val="gu_IN" w:bidi="gu_IN"/>
         </w:rPr>
+        <w:t>κατὰ τὰς ἑαυτῶν ἐπιθυμίας &amp; τῶν ἀσεβειῶν</w:t>
+      </w:r>
+    </w:p>
+    <w:p>
+      <w:pPr/>
+      <w:r>
+        <w:rPr>
+          <w:lang w:val="gu_IN" w:bidi="gu_IN"/>
+        </w:rPr>
+      </w:r>
+      <w:r>
+        <w:rPr>
+          <w:b/>
+          <w:lang w:val="gu_IN" w:bidi="gu_IN"/>
+        </w:rPr>
         <w:t>"જે તેમની પોતાની અધર્મ વાસનાઓ અનુસાર ચાલશે"</w:t>
       </w:r>
     </w:p>
@@ -13910,6 +14390,21 @@
           <w:b/>
           <w:lang w:val="gu_IN" w:bidi="gu_IN"/>
         </w:rPr>
+        <w:t>τὸ ἔλεος τοῦ Κυρίου ἡμῶν, Ἰησοῦ Χριστοῦ, εἰς ζωὴν αἰώνιον</w:t>
+      </w:r>
+    </w:p>
+    <w:p>
+      <w:pPr/>
+      <w:r>
+        <w:rPr>
+          <w:lang w:val="gu_IN" w:bidi="gu_IN"/>
+        </w:rPr>
+      </w:r>
+      <w:r>
+        <w:rPr>
+          <w:b/>
+          <w:lang w:val="gu_IN" w:bidi="gu_IN"/>
+        </w:rPr>
         <w:t>"અનંતકાળીક જીવન માટે આપણા પ્રભુ ઈસુ ખ્રિસ્તની દયાની"</w:t>
       </w:r>
     </w:p>
@@ -14531,6 +15026,21 @@
           <w:b/>
           <w:lang w:val="gu_IN" w:bidi="gu_IN"/>
         </w:rPr>
+        <w:t>μισοῦντες καὶ τὸν ἀπὸ τῆς σαρκὸς ἐσπιλωμένον χιτῶνα</w:t>
+      </w:r>
+    </w:p>
+    <w:p>
+      <w:pPr/>
+      <w:r>
+        <w:rPr>
+          <w:lang w:val="gu_IN" w:bidi="gu_IN"/>
+        </w:rPr>
+      </w:r>
+      <w:r>
+        <w:rPr>
+          <w:b/>
+          <w:lang w:val="gu_IN" w:bidi="gu_IN"/>
+        </w:rPr>
         <w:t>"દેહ દ્વારા અશુદ્ધ થયેલા વસ્ત્રોની પણ નફરત કરીને"</w:t>
       </w:r>
     </w:p>
@@ -14709,6 +15219,21 @@
           <w:b/>
           <w:lang w:val="gu_IN" w:bidi="gu_IN"/>
         </w:rPr>
+        <w:t>τῷ δὲ δυναμένῳ φυλάξαι</w:t>
+      </w:r>
+    </w:p>
+    <w:p>
+      <w:pPr/>
+      <w:r>
+        <w:rPr>
+          <w:lang w:val="gu_IN" w:bidi="gu_IN"/>
+        </w:rPr>
+      </w:r>
+      <w:r>
+        <w:rPr>
+          <w:b/>
+          <w:lang w:val="gu_IN" w:bidi="gu_IN"/>
+        </w:rPr>
         <w:t>"હવે એક જે તમને ઠોકર ખાધા વિના રાખવા &amp; સમર્થ છે"</w:t>
       </w:r>
     </w:p>
@@ -15349,6 +15874,21 @@
         <w:rPr>
           <w:lang w:val="gu_IN" w:bidi="gu_IN"/>
         </w:rPr>
+      </w:r>
+    </w:p>
+    <w:p>
+      <w:pPr/>
+      <w:r>
+        <w:rPr>
+          <w:lang w:val="gu_IN" w:bidi="gu_IN"/>
+        </w:rPr>
+      </w:r>
+      <w:r>
+        <w:rPr>
+          <w:b/>
+          <w:lang w:val="gu_IN" w:bidi="gu_IN"/>
+        </w:rPr>
+        <w:t>μόνῳ Θεῷ &amp; δόξα, μεγαλωσύνη, κράτος, καὶ ἐξουσία</w:t>
       </w:r>
     </w:p>
     <w:p>
